--- a/docs/package/out/BrokerVerse_Philippine_Regulatory_Compliance_Matrix.docx
+++ b/docs/package/out/BrokerVerse_Philippine_Regulatory_Compliance_Matrix.docx
@@ -10,7 +10,7 @@
       <w:r>
         <w:rPr/>
         <w:drawing>
-          <wp:anchor behindDoc="1" distT="0" distB="0" distL="0" distR="0" simplePos="0" locked="0" layoutInCell="0" allowOverlap="1" relativeHeight="23">
+          <wp:anchor behindDoc="1" distT="0" distB="0" distL="0" distR="0" simplePos="0" locked="0" layoutInCell="0" allowOverlap="1" relativeHeight="22">
             <wp:simplePos x="0" y="0"/>
             <wp:positionH relativeFrom="margin">
               <wp:posOffset>-914400</wp:posOffset>
@@ -55,7 +55,7 @@
           </wp:anchor>
         </w:drawing>
         <w:drawing>
-          <wp:anchor behindDoc="1" distT="0" distB="0" distL="0" distR="0" simplePos="0" locked="0" layoutInCell="0" allowOverlap="1" relativeHeight="34">
+          <wp:anchor behindDoc="1" distT="0" distB="0" distL="0" distR="0" simplePos="0" locked="0" layoutInCell="0" allowOverlap="1" relativeHeight="33">
             <wp:simplePos x="0" y="0"/>
             <wp:positionH relativeFrom="margin">
               <wp:align>center</wp:align>
@@ -111,7 +111,7 @@
         <mc:AlternateContent>
           <mc:Choice Requires="wps">
             <w:drawing>
-              <wp:anchor behindDoc="0" distT="45720" distB="45720" distL="114300" distR="114300" simplePos="0" locked="0" layoutInCell="0" allowOverlap="1" relativeHeight="24" wp14:anchorId="3D43415C">
+              <wp:anchor behindDoc="0" distT="45720" distB="45720" distL="114300" distR="114300" simplePos="0" locked="0" layoutInCell="0" allowOverlap="1" relativeHeight="23" wp14:anchorId="3D43415C">
                 <wp:simplePos x="0" y="0"/>
                 <wp:positionH relativeFrom="page">
                   <wp:posOffset>194310</wp:posOffset>
@@ -226,7 +226,7 @@
         <mc:AlternateContent>
           <mc:Choice Requires="wps">
             <w:drawing>
-              <wp:anchor behindDoc="0" distT="45720" distB="45720" distL="113030" distR="114935" simplePos="0" locked="0" layoutInCell="0" allowOverlap="1" relativeHeight="26" wp14:anchorId="58C23128">
+              <wp:anchor behindDoc="0" distT="45720" distB="45720" distL="113030" distR="114935" simplePos="0" locked="0" layoutInCell="0" allowOverlap="1" relativeHeight="25" wp14:anchorId="58C23128">
                 <wp:simplePos x="0" y="0"/>
                 <wp:positionH relativeFrom="page">
                   <wp:posOffset>3094990</wp:posOffset>
@@ -341,7 +341,7 @@
         <mc:AlternateContent>
           <mc:Choice Requires="wps">
             <w:drawing>
-              <wp:anchor behindDoc="0" distT="45720" distB="45720" distL="114300" distR="113665" simplePos="0" locked="0" layoutInCell="0" allowOverlap="1" relativeHeight="28" wp14:anchorId="1BF25123">
+              <wp:anchor behindDoc="0" distT="45720" distB="45720" distL="114300" distR="113665" simplePos="0" locked="0" layoutInCell="0" allowOverlap="1" relativeHeight="27" wp14:anchorId="1BF25123">
                 <wp:simplePos x="0" y="0"/>
                 <wp:positionH relativeFrom="page">
                   <wp:posOffset>4992370</wp:posOffset>
@@ -456,7 +456,7 @@
         <mc:AlternateContent>
           <mc:Choice Requires="wps">
             <w:drawing>
-              <wp:anchor behindDoc="0" distT="45720" distB="46355" distL="114300" distR="114300" simplePos="0" locked="0" layoutInCell="0" allowOverlap="1" relativeHeight="30" wp14:anchorId="01DE2BF4">
+              <wp:anchor behindDoc="0" distT="45720" distB="46355" distL="114300" distR="114300" simplePos="0" locked="0" layoutInCell="0" allowOverlap="1" relativeHeight="29" wp14:anchorId="01DE2BF4">
                 <wp:simplePos x="0" y="0"/>
                 <wp:positionH relativeFrom="margin">
                   <wp:align>center</wp:align>
@@ -601,7 +601,7 @@
         <mc:AlternateContent>
           <mc:Choice Requires="wps">
             <w:drawing>
-              <wp:anchor behindDoc="0" distT="45720" distB="50800" distL="114300" distR="114300" simplePos="0" locked="0" layoutInCell="0" allowOverlap="1" relativeHeight="32" wp14:anchorId="204C02CC">
+              <wp:anchor behindDoc="0" distT="45720" distB="50800" distL="114300" distR="114300" simplePos="0" locked="0" layoutInCell="0" allowOverlap="1" relativeHeight="31" wp14:anchorId="204C02CC">
                 <wp:simplePos x="0" y="0"/>
                 <wp:positionH relativeFrom="margin">
                   <wp:align>center</wp:align>
@@ -789,7 +789,7 @@
             </w:rPr>
             <w:fldChar w:fldCharType="separate"/>
           </w:r>
-          <w:hyperlink w:anchor="__RefHeading___Toc2142_3417985778">
+          <w:hyperlink w:anchor="__RefHeading___Toc63860_4195859891">
             <w:r>
               <w:rPr>
                 <w:webHidden/>
@@ -824,7 +824,7 @@
             </w:tabs>
             <w:rPr/>
           </w:pPr>
-          <w:hyperlink w:anchor="__RefHeading___Toc2144_3417985778">
+          <w:hyperlink w:anchor="__RefHeading___Toc63862_4195859891">
             <w:r>
               <w:rPr>
                 <w:webHidden/>
@@ -853,7 +853,7 @@
             </w:tabs>
             <w:rPr/>
           </w:pPr>
-          <w:hyperlink w:anchor="__RefHeading___Toc2146_3417985778">
+          <w:hyperlink w:anchor="__RefHeading___Toc63864_4195859891">
             <w:r>
               <w:rPr>
                 <w:webHidden/>
@@ -875,7 +875,7 @@
             </w:tabs>
             <w:rPr/>
           </w:pPr>
-          <w:hyperlink w:anchor="__RefHeading___Toc2148_3417985778">
+          <w:hyperlink w:anchor="__RefHeading___Toc63866_4195859891">
             <w:r>
               <w:rPr>
                 <w:webHidden/>
@@ -897,7 +897,7 @@
             </w:tabs>
             <w:rPr/>
           </w:pPr>
-          <w:hyperlink w:anchor="__RefHeading___Toc2150_3417985778">
+          <w:hyperlink w:anchor="__RefHeading___Toc63868_4195859891">
             <w:r>
               <w:rPr>
                 <w:webHidden/>
@@ -919,7 +919,7 @@
             </w:tabs>
             <w:rPr/>
           </w:pPr>
-          <w:hyperlink w:anchor="__RefHeading___Toc2152_3417985778">
+          <w:hyperlink w:anchor="__RefHeading___Toc63870_4195859891">
             <w:r>
               <w:rPr>
                 <w:webHidden/>
@@ -941,7 +941,7 @@
             </w:tabs>
             <w:rPr/>
           </w:pPr>
-          <w:hyperlink w:anchor="__RefHeading___Toc2154_3417985778">
+          <w:hyperlink w:anchor="__RefHeading___Toc63872_4195859891">
             <w:r>
               <w:rPr>
                 <w:webHidden/>
@@ -963,7 +963,7 @@
             </w:tabs>
             <w:rPr/>
           </w:pPr>
-          <w:hyperlink w:anchor="__RefHeading___Toc2156_3417985778">
+          <w:hyperlink w:anchor="__RefHeading___Toc63874_4195859891">
             <w:r>
               <w:rPr>
                 <w:webHidden/>
@@ -985,7 +985,7 @@
             </w:tabs>
             <w:rPr/>
           </w:pPr>
-          <w:hyperlink w:anchor="__RefHeading___Toc2158_3417985778">
+          <w:hyperlink w:anchor="__RefHeading___Toc63876_4195859891">
             <w:r>
               <w:rPr>
                 <w:webHidden/>
@@ -1007,7 +1007,7 @@
             </w:tabs>
             <w:rPr/>
           </w:pPr>
-          <w:hyperlink w:anchor="__RefHeading___Toc2160_3417985778">
+          <w:hyperlink w:anchor="__RefHeading___Toc63878_4195859891">
             <w:r>
               <w:rPr>
                 <w:webHidden/>
@@ -1029,7 +1029,7 @@
             </w:tabs>
             <w:rPr/>
           </w:pPr>
-          <w:hyperlink w:anchor="__RefHeading___Toc2162_3417985778">
+          <w:hyperlink w:anchor="__RefHeading___Toc63880_4195859891">
             <w:r>
               <w:rPr>
                 <w:webHidden/>
@@ -1051,7 +1051,7 @@
             </w:tabs>
             <w:rPr/>
           </w:pPr>
-          <w:hyperlink w:anchor="__RefHeading___Toc2164_3417985778">
+          <w:hyperlink w:anchor="__RefHeading___Toc63882_4195859891">
             <w:r>
               <w:rPr>
                 <w:webHidden/>
@@ -1073,7 +1073,7 @@
             </w:tabs>
             <w:rPr/>
           </w:pPr>
-          <w:hyperlink w:anchor="__RefHeading___Toc2166_3417985778">
+          <w:hyperlink w:anchor="__RefHeading___Toc63884_4195859891">
             <w:r>
               <w:rPr>
                 <w:webHidden/>
@@ -1095,7 +1095,7 @@
             </w:tabs>
             <w:rPr/>
           </w:pPr>
-          <w:hyperlink w:anchor="__RefHeading___Toc2168_3417985778">
+          <w:hyperlink w:anchor="__RefHeading___Toc63886_4195859891">
             <w:r>
               <w:rPr>
                 <w:webHidden/>
@@ -1117,7 +1117,7 @@
             </w:tabs>
             <w:rPr/>
           </w:pPr>
-          <w:hyperlink w:anchor="__RefHeading___Toc2170_3417985778">
+          <w:hyperlink w:anchor="__RefHeading___Toc63888_4195859891">
             <w:r>
               <w:rPr>
                 <w:webHidden/>
@@ -1139,7 +1139,7 @@
             </w:tabs>
             <w:rPr/>
           </w:pPr>
-          <w:hyperlink w:anchor="__RefHeading___Toc2172_3417985778">
+          <w:hyperlink w:anchor="__RefHeading___Toc63890_4195859891">
             <w:r>
               <w:rPr>
                 <w:webHidden/>
@@ -1161,7 +1161,7 @@
             </w:tabs>
             <w:rPr/>
           </w:pPr>
-          <w:hyperlink w:anchor="__RefHeading___Toc2174_3417985778">
+          <w:hyperlink w:anchor="__RefHeading___Toc63892_4195859891">
             <w:r>
               <w:rPr>
                 <w:webHidden/>
@@ -1183,7 +1183,7 @@
             </w:tabs>
             <w:rPr/>
           </w:pPr>
-          <w:hyperlink w:anchor="__RefHeading___Toc2176_3417985778">
+          <w:hyperlink w:anchor="__RefHeading___Toc63894_4195859891">
             <w:r>
               <w:rPr>
                 <w:webHidden/>
@@ -1205,7 +1205,7 @@
             </w:tabs>
             <w:rPr/>
           </w:pPr>
-          <w:hyperlink w:anchor="__RefHeading___Toc2178_3417985778">
+          <w:hyperlink w:anchor="__RefHeading___Toc63896_4195859891">
             <w:r>
               <w:rPr>
                 <w:webHidden/>
@@ -1253,7 +1253,7 @@
       <w:r>
         <w:br w:type="page"/>
       </w:r>
-      <w:bookmarkStart w:id="0" w:name="__RefHeading___Toc2142_3417985778"/>
+      <w:bookmarkStart w:id="0" w:name="__RefHeading___Toc63860_4195859891"/>
       <w:bookmarkStart w:id="1" w:name="_Toc48319687"/>
       <w:bookmarkStart w:id="2" w:name="_Toc11824118"/>
       <w:bookmarkEnd w:id="0"/>
@@ -1896,7 +1896,7 @@
           <w:spacing w:val="0"/>
         </w:rPr>
       </w:pPr>
-      <w:bookmarkStart w:id="4" w:name="__RefHeading___Toc2144_3417985778"/>
+      <w:bookmarkStart w:id="4" w:name="__RefHeading___Toc63862_4195859891"/>
       <w:bookmarkStart w:id="5" w:name="_Toc233203388"/>
       <w:bookmarkEnd w:id="4"/>
       <w:r>
@@ -4386,7 +4386,7 @@
         <w:pageBreakBefore w:val="false"/>
         <w:rPr/>
       </w:pPr>
-      <w:bookmarkStart w:id="6" w:name="__RefHeading___Toc2146_3417985778"/>
+      <w:bookmarkStart w:id="6" w:name="__RefHeading___Toc63864_4195859891"/>
       <w:bookmarkEnd w:id="6"/>
       <w:r>
         <w:rPr>
@@ -4403,7 +4403,7 @@
         <w:pStyle w:val="Heading2"/>
         <w:rPr/>
       </w:pPr>
-      <w:bookmarkStart w:id="7" w:name="__RefHeading___Toc2148_3417985778"/>
+      <w:bookmarkStart w:id="7" w:name="__RefHeading___Toc63866_4195859891"/>
       <w:bookmarkEnd w:id="7"/>
       <w:r>
         <w:rPr>
@@ -4435,7 +4435,7 @@
         <w:pStyle w:val="Heading2"/>
         <w:rPr/>
       </w:pPr>
-      <w:bookmarkStart w:id="8" w:name="__RefHeading___Toc2150_3417985778"/>
+      <w:bookmarkStart w:id="8" w:name="__RefHeading___Toc63868_4195859891"/>
       <w:bookmarkEnd w:id="8"/>
       <w:r>
         <w:rPr>
@@ -4556,7 +4556,7 @@
         <w:pStyle w:val="Heading1"/>
         <w:rPr/>
       </w:pPr>
-      <w:bookmarkStart w:id="9" w:name="__RefHeading___Toc2152_3417985778"/>
+      <w:bookmarkStart w:id="9" w:name="__RefHeading___Toc63870_4195859891"/>
       <w:bookmarkEnd w:id="9"/>
       <w:r>
         <w:rPr>
@@ -4586,7 +4586,7 @@
     <w:tbl>
       <w:tblPr>
         <w:tblStyle w:val="TableGrid"/>
-        <w:tblW w:w="9026" w:type="dxa"/>
+        <w:tblW w:w="9014" w:type="dxa"/>
         <w:jc w:val="left"/>
         <w:tblInd w:w="0" w:type="dxa"/>
         <w:tblLayout w:type="fixed"/>
@@ -4599,8 +4599,8 @@
         <w:tblLook w:val="04a0" w:noHBand="0" w:noVBand="1" w:firstColumn="1" w:lastRow="0" w:lastColumn="0" w:firstRow="1"/>
       </w:tblPr>
       <w:tblGrid>
-        <w:gridCol w:w="4513"/>
-        <w:gridCol w:w="4512"/>
+        <w:gridCol w:w="4040"/>
+        <w:gridCol w:w="4973"/>
       </w:tblGrid>
       <w:tr>
         <w:trPr>
@@ -4608,7 +4608,7 @@
         </w:trPr>
         <w:tc>
           <w:tcPr>
-            <w:tcW w:w="4513" w:type="dxa"/>
+            <w:tcW w:w="4040" w:type="dxa"/>
             <w:tcBorders>
               <w:top w:val="single" w:sz="4" w:space="0" w:color="BFC7D1"/>
               <w:left w:val="single" w:sz="4" w:space="0" w:color="BFC7D1"/>
@@ -4647,7 +4647,7 @@
         </w:tc>
         <w:tc>
           <w:tcPr>
-            <w:tcW w:w="4512" w:type="dxa"/>
+            <w:tcW w:w="4973" w:type="dxa"/>
             <w:tcBorders>
               <w:top w:val="single" w:sz="4" w:space="0" w:color="BFC7D1"/>
               <w:left w:val="single" w:sz="4" w:space="0" w:color="BFC7D1"/>
@@ -4689,7 +4689,7 @@
         <w:trPr/>
         <w:tc>
           <w:tcPr>
-            <w:tcW w:w="4513" w:type="dxa"/>
+            <w:tcW w:w="4040" w:type="dxa"/>
             <w:tcBorders>
               <w:top w:val="single" w:sz="4" w:space="0" w:color="BFC7D1"/>
               <w:left w:val="single" w:sz="4" w:space="0" w:color="BFC7D1"/>
@@ -4726,7 +4726,7 @@
         </w:tc>
         <w:tc>
           <w:tcPr>
-            <w:tcW w:w="4512" w:type="dxa"/>
+            <w:tcW w:w="4973" w:type="dxa"/>
             <w:tcBorders>
               <w:top w:val="single" w:sz="4" w:space="0" w:color="BFC7D1"/>
               <w:left w:val="single" w:sz="4" w:space="0" w:color="BFC7D1"/>
@@ -4766,7 +4766,7 @@
         <w:trPr/>
         <w:tc>
           <w:tcPr>
-            <w:tcW w:w="4513" w:type="dxa"/>
+            <w:tcW w:w="4040" w:type="dxa"/>
             <w:tcBorders>
               <w:top w:val="single" w:sz="4" w:space="0" w:color="BFC7D1"/>
               <w:left w:val="single" w:sz="4" w:space="0" w:color="BFC7D1"/>
@@ -4803,7 +4803,7 @@
         </w:tc>
         <w:tc>
           <w:tcPr>
-            <w:tcW w:w="4512" w:type="dxa"/>
+            <w:tcW w:w="4973" w:type="dxa"/>
             <w:tcBorders>
               <w:top w:val="single" w:sz="4" w:space="0" w:color="BFC7D1"/>
               <w:left w:val="single" w:sz="4" w:space="0" w:color="BFC7D1"/>
@@ -4843,7 +4843,7 @@
         <w:trPr/>
         <w:tc>
           <w:tcPr>
-            <w:tcW w:w="4513" w:type="dxa"/>
+            <w:tcW w:w="4040" w:type="dxa"/>
             <w:tcBorders>
               <w:top w:val="single" w:sz="4" w:space="0" w:color="BFC7D1"/>
               <w:left w:val="single" w:sz="4" w:space="0" w:color="BFC7D1"/>
@@ -4880,7 +4880,7 @@
         </w:tc>
         <w:tc>
           <w:tcPr>
-            <w:tcW w:w="4512" w:type="dxa"/>
+            <w:tcW w:w="4973" w:type="dxa"/>
             <w:tcBorders>
               <w:top w:val="single" w:sz="4" w:space="0" w:color="BFC7D1"/>
               <w:left w:val="single" w:sz="4" w:space="0" w:color="BFC7D1"/>
@@ -4942,7 +4942,7 @@
         <w:trPr/>
         <w:tc>
           <w:tcPr>
-            <w:tcW w:w="4513" w:type="dxa"/>
+            <w:tcW w:w="4040" w:type="dxa"/>
             <w:tcBorders>
               <w:top w:val="single" w:sz="4" w:space="0" w:color="BFC7D1"/>
               <w:left w:val="single" w:sz="4" w:space="0" w:color="BFC7D1"/>
@@ -4979,38 +4979,38 @@
         </w:tc>
         <w:tc>
           <w:tcPr>
-            <w:tcW w:w="4512" w:type="dxa"/>
-            <w:tcBorders>
-              <w:top w:val="single" w:sz="4" w:space="0" w:color="BFC7D1"/>
-              <w:left w:val="single" w:sz="4" w:space="0" w:color="BFC7D1"/>
-              <w:bottom w:val="single" w:sz="4" w:space="0" w:color="BFC7D1"/>
-              <w:right w:val="single" w:sz="4" w:space="0" w:color="BFC7D1"/>
-            </w:tcBorders>
-          </w:tcPr>
-          <w:p>
-            <w:pPr>
-              <w:pStyle w:val="Normal"/>
-              <w:widowControl/>
-              <w:spacing w:lineRule="auto" w:line="240" w:before="0" w:after="20"/>
-              <w:jc w:val="left"/>
-              <w:rPr>
-                <w:rFonts w:ascii="Aptos" w:hAnsi="Aptos" w:eastAsia="ＭＳ 明朝" w:cs="Arial"/>
-                <w:kern w:val="0"/>
-                <w:sz w:val="24"/>
-                <w:szCs w:val="24"/>
-                <w:lang w:val="en-US" w:eastAsia="ja-JP" w:bidi="ar-SA"/>
-              </w:rPr>
-            </w:pPr>
-            <w:r>
-              <w:rPr>
-                <w:rFonts w:eastAsia="Segoe UI" w:cs="Segoe UI" w:ascii="Segoe UI" w:hAnsi="Segoe UI"/>
-                <w:color w:val="101820"/>
-                <w:kern w:val="0"/>
-                <w:sz w:val="18"/>
-                <w:szCs w:val="24"/>
-                <w:lang w:val="en-US" w:eastAsia="ja-JP" w:bidi="ar-SA"/>
-              </w:rPr>
-              <w:t>52 number series in Master &gt; Configuration &gt; Document Numbering; counters only move forward</w:t>
+            <w:tcW w:w="4973" w:type="dxa"/>
+            <w:tcBorders>
+              <w:top w:val="single" w:sz="4" w:space="0" w:color="BFC7D1"/>
+              <w:left w:val="single" w:sz="4" w:space="0" w:color="BFC7D1"/>
+              <w:bottom w:val="single" w:sz="4" w:space="0" w:color="BFC7D1"/>
+              <w:right w:val="single" w:sz="4" w:space="0" w:color="BFC7D1"/>
+            </w:tcBorders>
+          </w:tcPr>
+          <w:p>
+            <w:pPr>
+              <w:pStyle w:val="Normal"/>
+              <w:widowControl/>
+              <w:spacing w:lineRule="auto" w:line="240" w:before="0" w:after="20"/>
+              <w:jc w:val="left"/>
+              <w:rPr>
+                <w:rFonts w:ascii="Aptos" w:hAnsi="Aptos" w:eastAsia="ＭＳ 明朝" w:cs="Arial"/>
+                <w:kern w:val="0"/>
+                <w:sz w:val="24"/>
+                <w:szCs w:val="24"/>
+                <w:lang w:val="en-US" w:eastAsia="ja-JP" w:bidi="ar-SA"/>
+              </w:rPr>
+            </w:pPr>
+            <w:r>
+              <w:rPr>
+                <w:rFonts w:eastAsia="Segoe UI" w:cs="Segoe UI" w:ascii="Segoe UI" w:hAnsi="Segoe UI"/>
+                <w:color w:val="101820"/>
+                <w:kern w:val="0"/>
+                <w:sz w:val="18"/>
+                <w:szCs w:val="24"/>
+                <w:lang w:val="en-US" w:eastAsia="ja-JP" w:bidi="ar-SA"/>
+              </w:rPr>
+              <w:t>61 number series in Master &gt; Document Numbering; counters only move forward</w:t>
             </w:r>
           </w:p>
         </w:tc>
@@ -5019,7 +5019,7 @@
         <w:trPr/>
         <w:tc>
           <w:tcPr>
-            <w:tcW w:w="4513" w:type="dxa"/>
+            <w:tcW w:w="4040" w:type="dxa"/>
             <w:tcBorders>
               <w:top w:val="single" w:sz="4" w:space="0" w:color="BFC7D1"/>
               <w:left w:val="single" w:sz="4" w:space="0" w:color="BFC7D1"/>
@@ -5056,7 +5056,7 @@
         </w:tc>
         <w:tc>
           <w:tcPr>
-            <w:tcW w:w="4512" w:type="dxa"/>
+            <w:tcW w:w="4973" w:type="dxa"/>
             <w:tcBorders>
               <w:top w:val="single" w:sz="4" w:space="0" w:color="BFC7D1"/>
               <w:left w:val="single" w:sz="4" w:space="0" w:color="BFC7D1"/>
@@ -5096,7 +5096,7 @@
         <w:trPr/>
         <w:tc>
           <w:tcPr>
-            <w:tcW w:w="4513" w:type="dxa"/>
+            <w:tcW w:w="4040" w:type="dxa"/>
             <w:tcBorders>
               <w:top w:val="single" w:sz="4" w:space="0" w:color="BFC7D1"/>
               <w:left w:val="single" w:sz="4" w:space="0" w:color="BFC7D1"/>
@@ -5133,7 +5133,7 @@
         </w:tc>
         <w:tc>
           <w:tcPr>
-            <w:tcW w:w="4512" w:type="dxa"/>
+            <w:tcW w:w="4973" w:type="dxa"/>
             <w:tcBorders>
               <w:top w:val="single" w:sz="4" w:space="0" w:color="BFC7D1"/>
               <w:left w:val="single" w:sz="4" w:space="0" w:color="BFC7D1"/>
@@ -5188,7 +5188,7 @@
         <w:pStyle w:val="Heading1"/>
         <w:rPr/>
       </w:pPr>
-      <w:bookmarkStart w:id="10" w:name="__RefHeading___Toc2154_3417985778"/>
+      <w:bookmarkStart w:id="10" w:name="__RefHeading___Toc63872_4195859891"/>
       <w:bookmarkEnd w:id="10"/>
       <w:r>
         <w:rPr>
@@ -5203,7 +5203,7 @@
     <w:tbl>
       <w:tblPr>
         <w:tblStyle w:val="TableGrid"/>
-        <w:tblW w:w="9027" w:type="dxa"/>
+        <w:tblW w:w="9015" w:type="dxa"/>
         <w:jc w:val="left"/>
         <w:tblInd w:w="0" w:type="dxa"/>
         <w:tblLayout w:type="fixed"/>
@@ -5216,9 +5216,9 @@
         <w:tblLook w:val="04a0" w:noHBand="0" w:noVBand="1" w:firstColumn="1" w:lastRow="0" w:lastColumn="0" w:firstRow="1"/>
       </w:tblPr>
       <w:tblGrid>
-        <w:gridCol w:w="3009"/>
-        <w:gridCol w:w="3009"/>
-        <w:gridCol w:w="3009"/>
+        <w:gridCol w:w="3005"/>
+        <w:gridCol w:w="3005"/>
+        <w:gridCol w:w="3005"/>
       </w:tblGrid>
       <w:tr>
         <w:trPr>
@@ -5226,7 +5226,7 @@
         </w:trPr>
         <w:tc>
           <w:tcPr>
-            <w:tcW w:w="3009" w:type="dxa"/>
+            <w:tcW w:w="3005" w:type="dxa"/>
             <w:tcBorders>
               <w:top w:val="single" w:sz="4" w:space="0" w:color="BFC7D1"/>
               <w:left w:val="single" w:sz="4" w:space="0" w:color="BFC7D1"/>
@@ -5265,7 +5265,7 @@
         </w:tc>
         <w:tc>
           <w:tcPr>
-            <w:tcW w:w="3009" w:type="dxa"/>
+            <w:tcW w:w="3005" w:type="dxa"/>
             <w:tcBorders>
               <w:top w:val="single" w:sz="4" w:space="0" w:color="BFC7D1"/>
               <w:left w:val="single" w:sz="4" w:space="0" w:color="BFC7D1"/>
@@ -5304,7 +5304,7 @@
         </w:tc>
         <w:tc>
           <w:tcPr>
-            <w:tcW w:w="3009" w:type="dxa"/>
+            <w:tcW w:w="3005" w:type="dxa"/>
             <w:tcBorders>
               <w:top w:val="single" w:sz="4" w:space="0" w:color="BFC7D1"/>
               <w:left w:val="single" w:sz="4" w:space="0" w:color="BFC7D1"/>
@@ -5346,7 +5346,7 @@
         <w:trPr/>
         <w:tc>
           <w:tcPr>
-            <w:tcW w:w="3009" w:type="dxa"/>
+            <w:tcW w:w="3005" w:type="dxa"/>
             <w:tcBorders>
               <w:top w:val="single" w:sz="4" w:space="0" w:color="BFC7D1"/>
               <w:left w:val="single" w:sz="4" w:space="0" w:color="BFC7D1"/>
@@ -5383,7 +5383,7 @@
         </w:tc>
         <w:tc>
           <w:tcPr>
-            <w:tcW w:w="3009" w:type="dxa"/>
+            <w:tcW w:w="3005" w:type="dxa"/>
             <w:tcBorders>
               <w:top w:val="single" w:sz="4" w:space="0" w:color="BFC7D1"/>
               <w:left w:val="single" w:sz="4" w:space="0" w:color="BFC7D1"/>
@@ -5420,7 +5420,7 @@
         </w:tc>
         <w:tc>
           <w:tcPr>
-            <w:tcW w:w="3009" w:type="dxa"/>
+            <w:tcW w:w="3005" w:type="dxa"/>
             <w:tcBorders>
               <w:top w:val="single" w:sz="4" w:space="0" w:color="BFC7D1"/>
               <w:left w:val="single" w:sz="4" w:space="0" w:color="BFC7D1"/>
@@ -5460,7 +5460,7 @@
         <w:trPr/>
         <w:tc>
           <w:tcPr>
-            <w:tcW w:w="3009" w:type="dxa"/>
+            <w:tcW w:w="3005" w:type="dxa"/>
             <w:tcBorders>
               <w:top w:val="single" w:sz="4" w:space="0" w:color="BFC7D1"/>
               <w:left w:val="single" w:sz="4" w:space="0" w:color="BFC7D1"/>
@@ -5497,7 +5497,7 @@
         </w:tc>
         <w:tc>
           <w:tcPr>
-            <w:tcW w:w="3009" w:type="dxa"/>
+            <w:tcW w:w="3005" w:type="dxa"/>
             <w:tcBorders>
               <w:top w:val="single" w:sz="4" w:space="0" w:color="BFC7D1"/>
               <w:left w:val="single" w:sz="4" w:space="0" w:color="BFC7D1"/>
@@ -5556,7 +5556,7 @@
         </w:tc>
         <w:tc>
           <w:tcPr>
-            <w:tcW w:w="3009" w:type="dxa"/>
+            <w:tcW w:w="3005" w:type="dxa"/>
             <w:tcBorders>
               <w:top w:val="single" w:sz="4" w:space="0" w:color="BFC7D1"/>
               <w:left w:val="single" w:sz="4" w:space="0" w:color="BFC7D1"/>
@@ -5596,7 +5596,7 @@
         <w:trPr/>
         <w:tc>
           <w:tcPr>
-            <w:tcW w:w="3009" w:type="dxa"/>
+            <w:tcW w:w="3005" w:type="dxa"/>
             <w:tcBorders>
               <w:top w:val="single" w:sz="4" w:space="0" w:color="BFC7D1"/>
               <w:left w:val="single" w:sz="4" w:space="0" w:color="BFC7D1"/>
@@ -5633,7 +5633,7 @@
         </w:tc>
         <w:tc>
           <w:tcPr>
-            <w:tcW w:w="3009" w:type="dxa"/>
+            <w:tcW w:w="3005" w:type="dxa"/>
             <w:tcBorders>
               <w:top w:val="single" w:sz="4" w:space="0" w:color="BFC7D1"/>
               <w:left w:val="single" w:sz="4" w:space="0" w:color="BFC7D1"/>
@@ -5686,35 +5686,13 @@
                 <w:szCs w:val="24"/>
                 <w:lang w:val="en-US" w:eastAsia="ja-JP" w:bidi="ar-SA"/>
               </w:rPr>
-              <w:t xml:space="preserve"> (delivered 30). Accounts &gt; Remittance: Automated Processing builds the remittance per insurer net of commission, with approval levels by amount (</w:t>
-            </w:r>
-            <w:r>
-              <w:rPr>
-                <w:rFonts w:eastAsia="Consolas" w:cs="Consolas" w:ascii="Consolas" w:hAnsi="Consolas"/>
-                <w:color w:val="101820"/>
-                <w:kern w:val="0"/>
-                <w:sz w:val="16"/>
-                <w:szCs w:val="24"/>
-                <w:lang w:val="en-US" w:eastAsia="ja-JP" w:bidi="ar-SA"/>
-              </w:rPr>
-              <w:t>remittance.approval_levels</w:t>
-            </w:r>
-            <w:r>
-              <w:rPr>
-                <w:rFonts w:eastAsia="Segoe UI" w:cs="Segoe UI" w:ascii="Segoe UI" w:hAnsi="Segoe UI"/>
-                <w:color w:val="101820"/>
-                <w:kern w:val="0"/>
-                <w:sz w:val="18"/>
-                <w:szCs w:val="24"/>
-                <w:lang w:val="en-US" w:eastAsia="ja-JP" w:bidi="ar-SA"/>
-              </w:rPr>
-              <w:t>), settlement by payment voucher, Electronic Transfer records, Tracking, Statements and Reconciliation. Accounts &gt; Credit Control &gt; Remittance Ageing; Aged Payables to Insurers</w:t>
-            </w:r>
-          </w:p>
-        </w:tc>
-        <w:tc>
-          <w:tcPr>
-            <w:tcW w:w="3009" w:type="dxa"/>
+              <w:t xml:space="preserve"> (delivered 30). Accounts &gt; Remittance: Automated Processing builds the remittance per insurer net of commission, approved within the approver's limit in Master &gt; Generals &gt; User Management &gt; Authority Matrix (Remittance approval and Remittance settlement; delivered limits: Accounting up to PHP 1,000,000.00, Accounting Manager without limit), settlement by payment voucher, Electronic Transfer records, Tracking, Statements and Reconciliation. Accounts &gt; Credit Control &gt; Remittance Ageing; Aged Payables to Insurers</w:t>
+            </w:r>
+          </w:p>
+        </w:tc>
+        <w:tc>
+          <w:tcPr>
+            <w:tcW w:w="3005" w:type="dxa"/>
             <w:tcBorders>
               <w:top w:val="single" w:sz="4" w:space="0" w:color="BFC7D1"/>
               <w:left w:val="single" w:sz="4" w:space="0" w:color="BFC7D1"/>
@@ -5754,7 +5732,7 @@
         <w:trPr/>
         <w:tc>
           <w:tcPr>
-            <w:tcW w:w="3009" w:type="dxa"/>
+            <w:tcW w:w="3005" w:type="dxa"/>
             <w:tcBorders>
               <w:top w:val="single" w:sz="4" w:space="0" w:color="BFC7D1"/>
               <w:left w:val="single" w:sz="4" w:space="0" w:color="BFC7D1"/>
@@ -5791,7 +5769,7 @@
         </w:tc>
         <w:tc>
           <w:tcPr>
-            <w:tcW w:w="3009" w:type="dxa"/>
+            <w:tcW w:w="3005" w:type="dxa"/>
             <w:tcBorders>
               <w:top w:val="single" w:sz="4" w:space="0" w:color="BFC7D1"/>
               <w:left w:val="single" w:sz="4" w:space="0" w:color="BFC7D1"/>
@@ -5872,7 +5850,7 @@
         </w:tc>
         <w:tc>
           <w:tcPr>
-            <w:tcW w:w="3009" w:type="dxa"/>
+            <w:tcW w:w="3005" w:type="dxa"/>
             <w:tcBorders>
               <w:top w:val="single" w:sz="4" w:space="0" w:color="BFC7D1"/>
               <w:left w:val="single" w:sz="4" w:space="0" w:color="BFC7D1"/>
@@ -5912,7 +5890,7 @@
         <w:trPr/>
         <w:tc>
           <w:tcPr>
-            <w:tcW w:w="3009" w:type="dxa"/>
+            <w:tcW w:w="3005" w:type="dxa"/>
             <w:tcBorders>
               <w:top w:val="single" w:sz="4" w:space="0" w:color="BFC7D1"/>
               <w:left w:val="single" w:sz="4" w:space="0" w:color="BFC7D1"/>
@@ -5949,7 +5927,7 @@
         </w:tc>
         <w:tc>
           <w:tcPr>
-            <w:tcW w:w="3009" w:type="dxa"/>
+            <w:tcW w:w="3005" w:type="dxa"/>
             <w:tcBorders>
               <w:top w:val="single" w:sz="4" w:space="0" w:color="BFC7D1"/>
               <w:left w:val="single" w:sz="4" w:space="0" w:color="BFC7D1"/>
@@ -5986,7 +5964,7 @@
         </w:tc>
         <w:tc>
           <w:tcPr>
-            <w:tcW w:w="3009" w:type="dxa"/>
+            <w:tcW w:w="3005" w:type="dxa"/>
             <w:tcBorders>
               <w:top w:val="single" w:sz="4" w:space="0" w:color="BFC7D1"/>
               <w:left w:val="single" w:sz="4" w:space="0" w:color="BFC7D1"/>
@@ -6026,7 +6004,7 @@
         <w:trPr/>
         <w:tc>
           <w:tcPr>
-            <w:tcW w:w="3009" w:type="dxa"/>
+            <w:tcW w:w="3005" w:type="dxa"/>
             <w:tcBorders>
               <w:top w:val="single" w:sz="4" w:space="0" w:color="BFC7D1"/>
               <w:left w:val="single" w:sz="4" w:space="0" w:color="BFC7D1"/>
@@ -6063,38 +6041,38 @@
         </w:tc>
         <w:tc>
           <w:tcPr>
-            <w:tcW w:w="3009" w:type="dxa"/>
-            <w:tcBorders>
-              <w:top w:val="single" w:sz="4" w:space="0" w:color="BFC7D1"/>
-              <w:left w:val="single" w:sz="4" w:space="0" w:color="BFC7D1"/>
-              <w:bottom w:val="single" w:sz="4" w:space="0" w:color="BFC7D1"/>
-              <w:right w:val="single" w:sz="4" w:space="0" w:color="BFC7D1"/>
-            </w:tcBorders>
-          </w:tcPr>
-          <w:p>
-            <w:pPr>
-              <w:pStyle w:val="Normal"/>
-              <w:widowControl/>
-              <w:spacing w:lineRule="auto" w:line="240" w:before="0" w:after="20"/>
-              <w:jc w:val="left"/>
-              <w:rPr>
-                <w:rFonts w:ascii="Aptos" w:hAnsi="Aptos" w:eastAsia="ＭＳ 明朝" w:cs="Arial"/>
-                <w:kern w:val="0"/>
-                <w:sz w:val="24"/>
-                <w:szCs w:val="24"/>
-                <w:lang w:val="en-US" w:eastAsia="ja-JP" w:bidi="ar-SA"/>
-              </w:rPr>
-            </w:pPr>
-            <w:r>
-              <w:rPr>
-                <w:rFonts w:eastAsia="Segoe UI" w:cs="Segoe UI" w:ascii="Segoe UI" w:hAnsi="Segoe UI"/>
-                <w:color w:val="101820"/>
-                <w:kern w:val="0"/>
-                <w:sz w:val="18"/>
-                <w:szCs w:val="24"/>
-                <w:lang w:val="en-US" w:eastAsia="ja-JP" w:bidi="ar-SA"/>
-              </w:rPr>
-              <w:t>Commission per insurer, product and cover (Master &gt; Generals &gt; Commission, Commission Rate Matrix); commission income per insurer on each policy; direct bill commission debit notes; referrer commission payable only after full collection (</w:t>
+            <w:tcW w:w="3005" w:type="dxa"/>
+            <w:tcBorders>
+              <w:top w:val="single" w:sz="4" w:space="0" w:color="BFC7D1"/>
+              <w:left w:val="single" w:sz="4" w:space="0" w:color="BFC7D1"/>
+              <w:bottom w:val="single" w:sz="4" w:space="0" w:color="BFC7D1"/>
+              <w:right w:val="single" w:sz="4" w:space="0" w:color="BFC7D1"/>
+            </w:tcBorders>
+          </w:tcPr>
+          <w:p>
+            <w:pPr>
+              <w:pStyle w:val="Normal"/>
+              <w:widowControl/>
+              <w:spacing w:lineRule="auto" w:line="240" w:before="0" w:after="20"/>
+              <w:jc w:val="left"/>
+              <w:rPr>
+                <w:rFonts w:ascii="Aptos" w:hAnsi="Aptos" w:eastAsia="ＭＳ 明朝" w:cs="Arial"/>
+                <w:kern w:val="0"/>
+                <w:sz w:val="24"/>
+                <w:szCs w:val="24"/>
+                <w:lang w:val="en-US" w:eastAsia="ja-JP" w:bidi="ar-SA"/>
+              </w:rPr>
+            </w:pPr>
+            <w:r>
+              <w:rPr>
+                <w:rFonts w:eastAsia="Segoe UI" w:cs="Segoe UI" w:ascii="Segoe UI" w:hAnsi="Segoe UI"/>
+                <w:color w:val="101820"/>
+                <w:kern w:val="0"/>
+                <w:sz w:val="18"/>
+                <w:szCs w:val="24"/>
+                <w:lang w:val="en-US" w:eastAsia="ja-JP" w:bidi="ar-SA"/>
+              </w:rPr>
+              <w:t>Commission per insurer, product and cover (Master &gt; Finance &gt; Commission Rate Matrix); commission income per insurer on each policy; direct bill commission debit notes; referrer commission payable only after full collection (</w:t>
             </w:r>
             <w:r>
               <w:rPr>
@@ -6122,7 +6100,7 @@
         </w:tc>
         <w:tc>
           <w:tcPr>
-            <w:tcW w:w="3009" w:type="dxa"/>
+            <w:tcW w:w="3005" w:type="dxa"/>
             <w:tcBorders>
               <w:top w:val="single" w:sz="4" w:space="0" w:color="BFC7D1"/>
               <w:left w:val="single" w:sz="4" w:space="0" w:color="BFC7D1"/>
@@ -6162,7 +6140,7 @@
         <w:trPr/>
         <w:tc>
           <w:tcPr>
-            <w:tcW w:w="3009" w:type="dxa"/>
+            <w:tcW w:w="3005" w:type="dxa"/>
             <w:tcBorders>
               <w:top w:val="single" w:sz="4" w:space="0" w:color="BFC7D1"/>
               <w:left w:val="single" w:sz="4" w:space="0" w:color="BFC7D1"/>
@@ -6199,7 +6177,7 @@
         </w:tc>
         <w:tc>
           <w:tcPr>
-            <w:tcW w:w="3009" w:type="dxa"/>
+            <w:tcW w:w="3005" w:type="dxa"/>
             <w:tcBorders>
               <w:top w:val="single" w:sz="4" w:space="0" w:color="BFC7D1"/>
               <w:left w:val="single" w:sz="4" w:space="0" w:color="BFC7D1"/>
@@ -6236,7 +6214,7 @@
         </w:tc>
         <w:tc>
           <w:tcPr>
-            <w:tcW w:w="3009" w:type="dxa"/>
+            <w:tcW w:w="3005" w:type="dxa"/>
             <w:tcBorders>
               <w:top w:val="single" w:sz="4" w:space="0" w:color="BFC7D1"/>
               <w:left w:val="single" w:sz="4" w:space="0" w:color="BFC7D1"/>
@@ -6276,7 +6254,7 @@
         <w:trPr/>
         <w:tc>
           <w:tcPr>
-            <w:tcW w:w="3009" w:type="dxa"/>
+            <w:tcW w:w="3005" w:type="dxa"/>
             <w:tcBorders>
               <w:top w:val="single" w:sz="4" w:space="0" w:color="BFC7D1"/>
               <w:left w:val="single" w:sz="4" w:space="0" w:color="BFC7D1"/>
@@ -6313,7 +6291,7 @@
         </w:tc>
         <w:tc>
           <w:tcPr>
-            <w:tcW w:w="3009" w:type="dxa"/>
+            <w:tcW w:w="3005" w:type="dxa"/>
             <w:tcBorders>
               <w:top w:val="single" w:sz="4" w:space="0" w:color="BFC7D1"/>
               <w:left w:val="single" w:sz="4" w:space="0" w:color="BFC7D1"/>
@@ -6350,7 +6328,7 @@
         </w:tc>
         <w:tc>
           <w:tcPr>
-            <w:tcW w:w="3009" w:type="dxa"/>
+            <w:tcW w:w="3005" w:type="dxa"/>
             <w:tcBorders>
               <w:top w:val="single" w:sz="4" w:space="0" w:color="BFC7D1"/>
               <w:left w:val="single" w:sz="4" w:space="0" w:color="BFC7D1"/>
@@ -6405,7 +6383,7 @@
         <w:pStyle w:val="Heading1"/>
         <w:rPr/>
       </w:pPr>
-      <w:bookmarkStart w:id="11" w:name="__RefHeading___Toc2156_3417985778"/>
+      <w:bookmarkStart w:id="11" w:name="__RefHeading___Toc63874_4195859891"/>
       <w:bookmarkEnd w:id="11"/>
       <w:r>
         <w:rPr>
@@ -6422,7 +6400,7 @@
         <w:pStyle w:val="Heading2"/>
         <w:rPr/>
       </w:pPr>
-      <w:bookmarkStart w:id="12" w:name="__RefHeading___Toc2158_3417985778"/>
+      <w:bookmarkStart w:id="12" w:name="__RefHeading___Toc63876_4195859891"/>
       <w:bookmarkEnd w:id="12"/>
       <w:r>
         <w:rPr>
@@ -6437,7 +6415,7 @@
     <w:tbl>
       <w:tblPr>
         <w:tblStyle w:val="TableGrid"/>
-        <w:tblW w:w="9027" w:type="dxa"/>
+        <w:tblW w:w="9015" w:type="dxa"/>
         <w:jc w:val="left"/>
         <w:tblInd w:w="0" w:type="dxa"/>
         <w:tblLayout w:type="fixed"/>
@@ -6450,9 +6428,9 @@
         <w:tblLook w:val="04a0" w:noHBand="0" w:noVBand="1" w:firstColumn="1" w:lastRow="0" w:lastColumn="0" w:firstRow="1"/>
       </w:tblPr>
       <w:tblGrid>
-        <w:gridCol w:w="3009"/>
-        <w:gridCol w:w="3009"/>
-        <w:gridCol w:w="3009"/>
+        <w:gridCol w:w="3005"/>
+        <w:gridCol w:w="3005"/>
+        <w:gridCol w:w="3005"/>
       </w:tblGrid>
       <w:tr>
         <w:trPr>
@@ -6460,7 +6438,7 @@
         </w:trPr>
         <w:tc>
           <w:tcPr>
-            <w:tcW w:w="3009" w:type="dxa"/>
+            <w:tcW w:w="3005" w:type="dxa"/>
             <w:tcBorders>
               <w:top w:val="single" w:sz="4" w:space="0" w:color="BFC7D1"/>
               <w:left w:val="single" w:sz="4" w:space="0" w:color="BFC7D1"/>
@@ -6499,7 +6477,7 @@
         </w:tc>
         <w:tc>
           <w:tcPr>
-            <w:tcW w:w="3009" w:type="dxa"/>
+            <w:tcW w:w="3005" w:type="dxa"/>
             <w:tcBorders>
               <w:top w:val="single" w:sz="4" w:space="0" w:color="BFC7D1"/>
               <w:left w:val="single" w:sz="4" w:space="0" w:color="BFC7D1"/>
@@ -6538,7 +6516,7 @@
         </w:tc>
         <w:tc>
           <w:tcPr>
-            <w:tcW w:w="3009" w:type="dxa"/>
+            <w:tcW w:w="3005" w:type="dxa"/>
             <w:tcBorders>
               <w:top w:val="single" w:sz="4" w:space="0" w:color="BFC7D1"/>
               <w:left w:val="single" w:sz="4" w:space="0" w:color="BFC7D1"/>
@@ -6580,7 +6558,7 @@
         <w:trPr/>
         <w:tc>
           <w:tcPr>
-            <w:tcW w:w="3009" w:type="dxa"/>
+            <w:tcW w:w="3005" w:type="dxa"/>
             <w:tcBorders>
               <w:top w:val="single" w:sz="4" w:space="0" w:color="BFC7D1"/>
               <w:left w:val="single" w:sz="4" w:space="0" w:color="BFC7D1"/>
@@ -6617,7 +6595,7 @@
         </w:tc>
         <w:tc>
           <w:tcPr>
-            <w:tcW w:w="3009" w:type="dxa"/>
+            <w:tcW w:w="3005" w:type="dxa"/>
             <w:tcBorders>
               <w:top w:val="single" w:sz="4" w:space="0" w:color="BFC7D1"/>
               <w:left w:val="single" w:sz="4" w:space="0" w:color="BFC7D1"/>
@@ -6654,7 +6632,7 @@
         </w:tc>
         <w:tc>
           <w:tcPr>
-            <w:tcW w:w="3009" w:type="dxa"/>
+            <w:tcW w:w="3005" w:type="dxa"/>
             <w:tcBorders>
               <w:top w:val="single" w:sz="4" w:space="0" w:color="BFC7D1"/>
               <w:left w:val="single" w:sz="4" w:space="0" w:color="BFC7D1"/>
@@ -6694,7 +6672,7 @@
         <w:trPr/>
         <w:tc>
           <w:tcPr>
-            <w:tcW w:w="3009" w:type="dxa"/>
+            <w:tcW w:w="3005" w:type="dxa"/>
             <w:tcBorders>
               <w:top w:val="single" w:sz="4" w:space="0" w:color="BFC7D1"/>
               <w:left w:val="single" w:sz="4" w:space="0" w:color="BFC7D1"/>
@@ -6731,7 +6709,7 @@
         </w:tc>
         <w:tc>
           <w:tcPr>
-            <w:tcW w:w="3009" w:type="dxa"/>
+            <w:tcW w:w="3005" w:type="dxa"/>
             <w:tcBorders>
               <w:top w:val="single" w:sz="4" w:space="0" w:color="BFC7D1"/>
               <w:left w:val="single" w:sz="4" w:space="0" w:color="BFC7D1"/>
@@ -6768,7 +6746,7 @@
         </w:tc>
         <w:tc>
           <w:tcPr>
-            <w:tcW w:w="3009" w:type="dxa"/>
+            <w:tcW w:w="3005" w:type="dxa"/>
             <w:tcBorders>
               <w:top w:val="single" w:sz="4" w:space="0" w:color="BFC7D1"/>
               <w:left w:val="single" w:sz="4" w:space="0" w:color="BFC7D1"/>
@@ -6808,7 +6786,7 @@
         <w:trPr/>
         <w:tc>
           <w:tcPr>
-            <w:tcW w:w="3009" w:type="dxa"/>
+            <w:tcW w:w="3005" w:type="dxa"/>
             <w:tcBorders>
               <w:top w:val="single" w:sz="4" w:space="0" w:color="BFC7D1"/>
               <w:left w:val="single" w:sz="4" w:space="0" w:color="BFC7D1"/>
@@ -6845,7 +6823,7 @@
         </w:tc>
         <w:tc>
           <w:tcPr>
-            <w:tcW w:w="3009" w:type="dxa"/>
+            <w:tcW w:w="3005" w:type="dxa"/>
             <w:tcBorders>
               <w:top w:val="single" w:sz="4" w:space="0" w:color="BFC7D1"/>
               <w:left w:val="single" w:sz="4" w:space="0" w:color="BFC7D1"/>
@@ -6970,7 +6948,7 @@
         </w:tc>
         <w:tc>
           <w:tcPr>
-            <w:tcW w:w="3009" w:type="dxa"/>
+            <w:tcW w:w="3005" w:type="dxa"/>
             <w:tcBorders>
               <w:top w:val="single" w:sz="4" w:space="0" w:color="BFC7D1"/>
               <w:left w:val="single" w:sz="4" w:space="0" w:color="BFC7D1"/>
@@ -7022,7 +7000,7 @@
         <w:pStyle w:val="Heading2"/>
         <w:rPr/>
       </w:pPr>
-      <w:bookmarkStart w:id="13" w:name="__RefHeading___Toc2160_3417985778"/>
+      <w:bookmarkStart w:id="13" w:name="__RefHeading___Toc63878_4195859891"/>
       <w:bookmarkEnd w:id="13"/>
       <w:r>
         <w:rPr>
@@ -7037,7 +7015,7 @@
     <w:tbl>
       <w:tblPr>
         <w:tblStyle w:val="TableGrid"/>
-        <w:tblW w:w="9027" w:type="dxa"/>
+        <w:tblW w:w="9015" w:type="dxa"/>
         <w:jc w:val="left"/>
         <w:tblInd w:w="0" w:type="dxa"/>
         <w:tblLayout w:type="fixed"/>
@@ -7050,9 +7028,9 @@
         <w:tblLook w:val="04a0" w:noHBand="0" w:noVBand="1" w:firstColumn="1" w:lastRow="0" w:lastColumn="0" w:firstRow="1"/>
       </w:tblPr>
       <w:tblGrid>
-        <w:gridCol w:w="3009"/>
-        <w:gridCol w:w="3009"/>
-        <w:gridCol w:w="3009"/>
+        <w:gridCol w:w="3005"/>
+        <w:gridCol w:w="3005"/>
+        <w:gridCol w:w="3005"/>
       </w:tblGrid>
       <w:tr>
         <w:trPr>
@@ -7060,7 +7038,7 @@
         </w:trPr>
         <w:tc>
           <w:tcPr>
-            <w:tcW w:w="3009" w:type="dxa"/>
+            <w:tcW w:w="3005" w:type="dxa"/>
             <w:tcBorders>
               <w:top w:val="single" w:sz="4" w:space="0" w:color="BFC7D1"/>
               <w:left w:val="single" w:sz="4" w:space="0" w:color="BFC7D1"/>
@@ -7099,7 +7077,7 @@
         </w:tc>
         <w:tc>
           <w:tcPr>
-            <w:tcW w:w="3009" w:type="dxa"/>
+            <w:tcW w:w="3005" w:type="dxa"/>
             <w:tcBorders>
               <w:top w:val="single" w:sz="4" w:space="0" w:color="BFC7D1"/>
               <w:left w:val="single" w:sz="4" w:space="0" w:color="BFC7D1"/>
@@ -7138,7 +7116,7 @@
         </w:tc>
         <w:tc>
           <w:tcPr>
-            <w:tcW w:w="3009" w:type="dxa"/>
+            <w:tcW w:w="3005" w:type="dxa"/>
             <w:tcBorders>
               <w:top w:val="single" w:sz="4" w:space="0" w:color="BFC7D1"/>
               <w:left w:val="single" w:sz="4" w:space="0" w:color="BFC7D1"/>
@@ -7180,7 +7158,7 @@
         <w:trPr/>
         <w:tc>
           <w:tcPr>
-            <w:tcW w:w="3009" w:type="dxa"/>
+            <w:tcW w:w="3005" w:type="dxa"/>
             <w:tcBorders>
               <w:top w:val="single" w:sz="4" w:space="0" w:color="BFC7D1"/>
               <w:left w:val="single" w:sz="4" w:space="0" w:color="BFC7D1"/>
@@ -7217,7 +7195,7 @@
         </w:tc>
         <w:tc>
           <w:tcPr>
-            <w:tcW w:w="3009" w:type="dxa"/>
+            <w:tcW w:w="3005" w:type="dxa"/>
             <w:tcBorders>
               <w:top w:val="single" w:sz="4" w:space="0" w:color="BFC7D1"/>
               <w:left w:val="single" w:sz="4" w:space="0" w:color="BFC7D1"/>
@@ -7254,7 +7232,7 @@
         </w:tc>
         <w:tc>
           <w:tcPr>
-            <w:tcW w:w="3009" w:type="dxa"/>
+            <w:tcW w:w="3005" w:type="dxa"/>
             <w:tcBorders>
               <w:top w:val="single" w:sz="4" w:space="0" w:color="BFC7D1"/>
               <w:left w:val="single" w:sz="4" w:space="0" w:color="BFC7D1"/>
@@ -7294,7 +7272,7 @@
         <w:trPr/>
         <w:tc>
           <w:tcPr>
-            <w:tcW w:w="3009" w:type="dxa"/>
+            <w:tcW w:w="3005" w:type="dxa"/>
             <w:tcBorders>
               <w:top w:val="single" w:sz="4" w:space="0" w:color="BFC7D1"/>
               <w:left w:val="single" w:sz="4" w:space="0" w:color="BFC7D1"/>
@@ -7331,7 +7309,7 @@
         </w:tc>
         <w:tc>
           <w:tcPr>
-            <w:tcW w:w="3009" w:type="dxa"/>
+            <w:tcW w:w="3005" w:type="dxa"/>
             <w:tcBorders>
               <w:top w:val="single" w:sz="4" w:space="0" w:color="BFC7D1"/>
               <w:left w:val="single" w:sz="4" w:space="0" w:color="BFC7D1"/>
@@ -7368,7 +7346,7 @@
         </w:tc>
         <w:tc>
           <w:tcPr>
-            <w:tcW w:w="3009" w:type="dxa"/>
+            <w:tcW w:w="3005" w:type="dxa"/>
             <w:tcBorders>
               <w:top w:val="single" w:sz="4" w:space="0" w:color="BFC7D1"/>
               <w:left w:val="single" w:sz="4" w:space="0" w:color="BFC7D1"/>
@@ -7420,7 +7398,7 @@
         <w:pStyle w:val="Heading2"/>
         <w:rPr/>
       </w:pPr>
-      <w:bookmarkStart w:id="14" w:name="__RefHeading___Toc2162_3417985778"/>
+      <w:bookmarkStart w:id="14" w:name="__RefHeading___Toc63880_4195859891"/>
       <w:bookmarkEnd w:id="14"/>
       <w:r>
         <w:rPr>
@@ -7435,7 +7413,7 @@
     <w:tbl>
       <w:tblPr>
         <w:tblStyle w:val="TableGrid"/>
-        <w:tblW w:w="9027" w:type="dxa"/>
+        <w:tblW w:w="9015" w:type="dxa"/>
         <w:jc w:val="left"/>
         <w:tblInd w:w="0" w:type="dxa"/>
         <w:tblLayout w:type="fixed"/>
@@ -7448,9 +7426,9 @@
         <w:tblLook w:val="04a0" w:noHBand="0" w:noVBand="1" w:firstColumn="1" w:lastRow="0" w:lastColumn="0" w:firstRow="1"/>
       </w:tblPr>
       <w:tblGrid>
-        <w:gridCol w:w="3009"/>
-        <w:gridCol w:w="3009"/>
-        <w:gridCol w:w="3009"/>
+        <w:gridCol w:w="3005"/>
+        <w:gridCol w:w="3005"/>
+        <w:gridCol w:w="3005"/>
       </w:tblGrid>
       <w:tr>
         <w:trPr>
@@ -7458,7 +7436,7 @@
         </w:trPr>
         <w:tc>
           <w:tcPr>
-            <w:tcW w:w="3009" w:type="dxa"/>
+            <w:tcW w:w="3005" w:type="dxa"/>
             <w:tcBorders>
               <w:top w:val="single" w:sz="4" w:space="0" w:color="BFC7D1"/>
               <w:left w:val="single" w:sz="4" w:space="0" w:color="BFC7D1"/>
@@ -7497,7 +7475,7 @@
         </w:tc>
         <w:tc>
           <w:tcPr>
-            <w:tcW w:w="3009" w:type="dxa"/>
+            <w:tcW w:w="3005" w:type="dxa"/>
             <w:tcBorders>
               <w:top w:val="single" w:sz="4" w:space="0" w:color="BFC7D1"/>
               <w:left w:val="single" w:sz="4" w:space="0" w:color="BFC7D1"/>
@@ -7536,7 +7514,7 @@
         </w:tc>
         <w:tc>
           <w:tcPr>
-            <w:tcW w:w="3009" w:type="dxa"/>
+            <w:tcW w:w="3005" w:type="dxa"/>
             <w:tcBorders>
               <w:top w:val="single" w:sz="4" w:space="0" w:color="BFC7D1"/>
               <w:left w:val="single" w:sz="4" w:space="0" w:color="BFC7D1"/>
@@ -7578,7 +7556,7 @@
         <w:trPr/>
         <w:tc>
           <w:tcPr>
-            <w:tcW w:w="3009" w:type="dxa"/>
+            <w:tcW w:w="3005" w:type="dxa"/>
             <w:tcBorders>
               <w:top w:val="single" w:sz="4" w:space="0" w:color="BFC7D1"/>
               <w:left w:val="single" w:sz="4" w:space="0" w:color="BFC7D1"/>
@@ -7615,38 +7593,38 @@
         </w:tc>
         <w:tc>
           <w:tcPr>
-            <w:tcW w:w="3009" w:type="dxa"/>
-            <w:tcBorders>
-              <w:top w:val="single" w:sz="4" w:space="0" w:color="BFC7D1"/>
-              <w:left w:val="single" w:sz="4" w:space="0" w:color="BFC7D1"/>
-              <w:bottom w:val="single" w:sz="4" w:space="0" w:color="BFC7D1"/>
-              <w:right w:val="single" w:sz="4" w:space="0" w:color="BFC7D1"/>
-            </w:tcBorders>
-          </w:tcPr>
-          <w:p>
-            <w:pPr>
-              <w:pStyle w:val="Normal"/>
-              <w:widowControl/>
-              <w:spacing w:lineRule="auto" w:line="240" w:before="0" w:after="20"/>
-              <w:jc w:val="left"/>
-              <w:rPr>
-                <w:rFonts w:ascii="Aptos" w:hAnsi="Aptos" w:eastAsia="ＭＳ 明朝" w:cs="Arial"/>
-                <w:kern w:val="0"/>
-                <w:sz w:val="24"/>
-                <w:szCs w:val="24"/>
-                <w:lang w:val="en-US" w:eastAsia="ja-JP" w:bidi="ar-SA"/>
-              </w:rPr>
-            </w:pPr>
-            <w:r>
-              <w:rPr>
-                <w:rFonts w:eastAsia="Segoe UI" w:cs="Segoe UI" w:ascii="Segoe UI" w:hAnsi="Segoe UI"/>
-                <w:color w:val="101820"/>
-                <w:kern w:val="0"/>
-                <w:sz w:val="18"/>
-                <w:szCs w:val="24"/>
-                <w:lang w:val="en-US" w:eastAsia="ja-JP" w:bidi="ar-SA"/>
-              </w:rPr>
-              <w:t>Output VAT on commission: direct bill commission debit notes add 12% VAT (</w:t>
+            <w:tcW w:w="3005" w:type="dxa"/>
+            <w:tcBorders>
+              <w:top w:val="single" w:sz="4" w:space="0" w:color="BFC7D1"/>
+              <w:left w:val="single" w:sz="4" w:space="0" w:color="BFC7D1"/>
+              <w:bottom w:val="single" w:sz="4" w:space="0" w:color="BFC7D1"/>
+              <w:right w:val="single" w:sz="4" w:space="0" w:color="BFC7D1"/>
+            </w:tcBorders>
+          </w:tcPr>
+          <w:p>
+            <w:pPr>
+              <w:pStyle w:val="Normal"/>
+              <w:widowControl/>
+              <w:spacing w:lineRule="auto" w:line="240" w:before="0" w:after="20"/>
+              <w:jc w:val="left"/>
+              <w:rPr>
+                <w:rFonts w:ascii="Aptos" w:hAnsi="Aptos" w:eastAsia="ＭＳ 明朝" w:cs="Arial"/>
+                <w:kern w:val="0"/>
+                <w:sz w:val="24"/>
+                <w:szCs w:val="24"/>
+                <w:lang w:val="en-US" w:eastAsia="ja-JP" w:bidi="ar-SA"/>
+              </w:rPr>
+            </w:pPr>
+            <w:r>
+              <w:rPr>
+                <w:rFonts w:eastAsia="Segoe UI" w:cs="Segoe UI" w:ascii="Segoe UI" w:hAnsi="Segoe UI"/>
+                <w:color w:val="101820"/>
+                <w:kern w:val="0"/>
+                <w:sz w:val="18"/>
+                <w:szCs w:val="24"/>
+                <w:lang w:val="en-US" w:eastAsia="ja-JP" w:bidi="ar-SA"/>
+              </w:rPr>
+              <w:t xml:space="preserve">Output VAT on commission: direct bill commission debit notes add VAT at the rate of the tax code </w:t>
             </w:r>
             <w:r>
               <w:rPr>
@@ -7657,24 +7635,46 @@
                 <w:szCs w:val="24"/>
                 <w:lang w:val="en-US" w:eastAsia="ja-JP" w:bidi="ar-SA"/>
               </w:rPr>
-              <w:t>direct_bill.commission_vat_rate</w:t>
-            </w:r>
-            <w:r>
-              <w:rPr>
-                <w:rFonts w:eastAsia="Segoe UI" w:cs="Segoe UI" w:ascii="Segoe UI" w:hAnsi="Segoe UI"/>
-                <w:color w:val="101820"/>
-                <w:kern w:val="0"/>
-                <w:sz w:val="18"/>
-                <w:szCs w:val="24"/>
-                <w:lang w:val="en-US" w:eastAsia="ja-JP" w:bidi="ar-SA"/>
-              </w:rPr>
-              <w:t>); commission booked with Output VAT Payable. Tax codes for VAT output 12%, input 12%, zero-rated and exempt (Master &gt; Finance &gt; Taxation). Accounts &gt; Tax &gt; VAT Summary: vatable revenue, output VAT, input VAT and net VAT payable per month or quarter, as the working paper for the VAT return (BIR Form 2550Q)</w:t>
-            </w:r>
-          </w:p>
-        </w:tc>
-        <w:tc>
-          <w:tcPr>
-            <w:tcW w:w="3009" w:type="dxa"/>
+              <w:t>direct_bill.commission_vat_code</w:t>
+            </w:r>
+            <w:r>
+              <w:rPr>
+                <w:rFonts w:eastAsia="Segoe UI" w:cs="Segoe UI" w:ascii="Segoe UI" w:hAnsi="Segoe UI"/>
+                <w:color w:val="101820"/>
+                <w:kern w:val="0"/>
+                <w:sz w:val="18"/>
+                <w:szCs w:val="24"/>
+                <w:lang w:val="en-US" w:eastAsia="ja-JP" w:bidi="ar-SA"/>
+              </w:rPr>
+              <w:t xml:space="preserve"> (VAT12-OUT, 12%), broker-billed commission at </w:t>
+            </w:r>
+            <w:r>
+              <w:rPr>
+                <w:rFonts w:eastAsia="Consolas" w:cs="Consolas" w:ascii="Consolas" w:hAnsi="Consolas"/>
+                <w:color w:val="101820"/>
+                <w:kern w:val="0"/>
+                <w:sz w:val="16"/>
+                <w:szCs w:val="24"/>
+                <w:lang w:val="en-US" w:eastAsia="ja-JP" w:bidi="ar-SA"/>
+              </w:rPr>
+              <w:t>tax.commission_vat_code</w:t>
+            </w:r>
+            <w:r>
+              <w:rPr>
+                <w:rFonts w:eastAsia="Segoe UI" w:cs="Segoe UI" w:ascii="Segoe UI" w:hAnsi="Segoe UI"/>
+                <w:color w:val="101820"/>
+                <w:kern w:val="0"/>
+                <w:sz w:val="18"/>
+                <w:szCs w:val="24"/>
+                <w:lang w:val="en-US" w:eastAsia="ja-JP" w:bidi="ar-SA"/>
+              </w:rPr>
+              <w:t>; commission booked with Output VAT Payable. Tax codes for VAT output 12%, input 12%, zero-rated and exempt (Master &gt; Finance &gt; Taxation). Accounts &gt; Tax &gt; VAT Summary: vatable revenue, output VAT, input VAT and net VAT payable per month or quarter, as the working paper for the VAT return (BIR Form 2550Q)</w:t>
+            </w:r>
+          </w:p>
+        </w:tc>
+        <w:tc>
+          <w:tcPr>
+            <w:tcW w:w="3005" w:type="dxa"/>
             <w:tcBorders>
               <w:top w:val="single" w:sz="4" w:space="0" w:color="BFC7D1"/>
               <w:left w:val="single" w:sz="4" w:space="0" w:color="BFC7D1"/>
@@ -7714,7 +7714,7 @@
         <w:trPr/>
         <w:tc>
           <w:tcPr>
-            <w:tcW w:w="3009" w:type="dxa"/>
+            <w:tcW w:w="3005" w:type="dxa"/>
             <w:tcBorders>
               <w:top w:val="single" w:sz="4" w:space="0" w:color="BFC7D1"/>
               <w:left w:val="single" w:sz="4" w:space="0" w:color="BFC7D1"/>
@@ -7751,7 +7751,7 @@
         </w:tc>
         <w:tc>
           <w:tcPr>
-            <w:tcW w:w="3009" w:type="dxa"/>
+            <w:tcW w:w="3005" w:type="dxa"/>
             <w:tcBorders>
               <w:top w:val="single" w:sz="4" w:space="0" w:color="BFC7D1"/>
               <w:left w:val="single" w:sz="4" w:space="0" w:color="BFC7D1"/>
@@ -7799,7 +7799,7 @@
         </w:tc>
         <w:tc>
           <w:tcPr>
-            <w:tcW w:w="3009" w:type="dxa"/>
+            <w:tcW w:w="3005" w:type="dxa"/>
             <w:tcBorders>
               <w:top w:val="single" w:sz="4" w:space="0" w:color="BFC7D1"/>
               <w:left w:val="single" w:sz="4" w:space="0" w:color="BFC7D1"/>
@@ -7851,7 +7851,7 @@
         <w:pStyle w:val="Heading2"/>
         <w:rPr/>
       </w:pPr>
-      <w:bookmarkStart w:id="15" w:name="__RefHeading___Toc2164_3417985778"/>
+      <w:bookmarkStart w:id="15" w:name="__RefHeading___Toc63882_4195859891"/>
       <w:bookmarkEnd w:id="15"/>
       <w:r>
         <w:rPr>
@@ -7866,7 +7866,7 @@
     <w:tbl>
       <w:tblPr>
         <w:tblStyle w:val="TableGrid"/>
-        <w:tblW w:w="9027" w:type="dxa"/>
+        <w:tblW w:w="9015" w:type="dxa"/>
         <w:jc w:val="left"/>
         <w:tblInd w:w="0" w:type="dxa"/>
         <w:tblLayout w:type="fixed"/>
@@ -7879,9 +7879,9 @@
         <w:tblLook w:val="04a0" w:noHBand="0" w:noVBand="1" w:firstColumn="1" w:lastRow="0" w:lastColumn="0" w:firstRow="1"/>
       </w:tblPr>
       <w:tblGrid>
-        <w:gridCol w:w="3009"/>
-        <w:gridCol w:w="3009"/>
-        <w:gridCol w:w="3009"/>
+        <w:gridCol w:w="3005"/>
+        <w:gridCol w:w="3005"/>
+        <w:gridCol w:w="3005"/>
       </w:tblGrid>
       <w:tr>
         <w:trPr>
@@ -7889,7 +7889,7 @@
         </w:trPr>
         <w:tc>
           <w:tcPr>
-            <w:tcW w:w="3009" w:type="dxa"/>
+            <w:tcW w:w="3005" w:type="dxa"/>
             <w:tcBorders>
               <w:top w:val="single" w:sz="4" w:space="0" w:color="BFC7D1"/>
               <w:left w:val="single" w:sz="4" w:space="0" w:color="BFC7D1"/>
@@ -7928,7 +7928,7 @@
         </w:tc>
         <w:tc>
           <w:tcPr>
-            <w:tcW w:w="3009" w:type="dxa"/>
+            <w:tcW w:w="3005" w:type="dxa"/>
             <w:tcBorders>
               <w:top w:val="single" w:sz="4" w:space="0" w:color="BFC7D1"/>
               <w:left w:val="single" w:sz="4" w:space="0" w:color="BFC7D1"/>
@@ -7967,7 +7967,7 @@
         </w:tc>
         <w:tc>
           <w:tcPr>
-            <w:tcW w:w="3009" w:type="dxa"/>
+            <w:tcW w:w="3005" w:type="dxa"/>
             <w:tcBorders>
               <w:top w:val="single" w:sz="4" w:space="0" w:color="BFC7D1"/>
               <w:left w:val="single" w:sz="4" w:space="0" w:color="BFC7D1"/>
@@ -8009,7 +8009,7 @@
         <w:trPr/>
         <w:tc>
           <w:tcPr>
-            <w:tcW w:w="3009" w:type="dxa"/>
+            <w:tcW w:w="3005" w:type="dxa"/>
             <w:tcBorders>
               <w:top w:val="single" w:sz="4" w:space="0" w:color="BFC7D1"/>
               <w:left w:val="single" w:sz="4" w:space="0" w:color="BFC7D1"/>
@@ -8046,38 +8046,38 @@
         </w:tc>
         <w:tc>
           <w:tcPr>
-            <w:tcW w:w="3009" w:type="dxa"/>
-            <w:tcBorders>
-              <w:top w:val="single" w:sz="4" w:space="0" w:color="BFC7D1"/>
-              <w:left w:val="single" w:sz="4" w:space="0" w:color="BFC7D1"/>
-              <w:bottom w:val="single" w:sz="4" w:space="0" w:color="BFC7D1"/>
-              <w:right w:val="single" w:sz="4" w:space="0" w:color="BFC7D1"/>
-            </w:tcBorders>
-          </w:tcPr>
-          <w:p>
-            <w:pPr>
-              <w:pStyle w:val="Normal"/>
-              <w:widowControl/>
-              <w:spacing w:lineRule="auto" w:line="240" w:before="0" w:after="20"/>
-              <w:jc w:val="left"/>
-              <w:rPr>
-                <w:rFonts w:ascii="Aptos" w:hAnsi="Aptos" w:eastAsia="ＭＳ 明朝" w:cs="Arial"/>
-                <w:kern w:val="0"/>
-                <w:sz w:val="24"/>
-                <w:szCs w:val="24"/>
-                <w:lang w:val="en-US" w:eastAsia="ja-JP" w:bidi="ar-SA"/>
-              </w:rPr>
-            </w:pPr>
-            <w:r>
-              <w:rPr>
-                <w:rFonts w:eastAsia="Segoe UI" w:cs="Segoe UI" w:ascii="Segoe UI" w:hAnsi="Segoe UI"/>
-                <w:color w:val="101820"/>
-                <w:kern w:val="0"/>
-                <w:sz w:val="18"/>
-                <w:szCs w:val="24"/>
-                <w:lang w:val="en-US" w:eastAsia="ja-JP" w:bidi="ar-SA"/>
-              </w:rPr>
-              <w:t>Withholding on referrer commission by payee type (</w:t>
+            <w:tcW w:w="3005" w:type="dxa"/>
+            <w:tcBorders>
+              <w:top w:val="single" w:sz="4" w:space="0" w:color="BFC7D1"/>
+              <w:left w:val="single" w:sz="4" w:space="0" w:color="BFC7D1"/>
+              <w:bottom w:val="single" w:sz="4" w:space="0" w:color="BFC7D1"/>
+              <w:right w:val="single" w:sz="4" w:space="0" w:color="BFC7D1"/>
+            </w:tcBorders>
+          </w:tcPr>
+          <w:p>
+            <w:pPr>
+              <w:pStyle w:val="Normal"/>
+              <w:widowControl/>
+              <w:spacing w:lineRule="auto" w:line="240" w:before="0" w:after="20"/>
+              <w:jc w:val="left"/>
+              <w:rPr>
+                <w:rFonts w:ascii="Aptos" w:hAnsi="Aptos" w:eastAsia="ＭＳ 明朝" w:cs="Arial"/>
+                <w:kern w:val="0"/>
+                <w:sz w:val="24"/>
+                <w:szCs w:val="24"/>
+                <w:lang w:val="en-US" w:eastAsia="ja-JP" w:bidi="ar-SA"/>
+              </w:rPr>
+            </w:pPr>
+            <w:r>
+              <w:rPr>
+                <w:rFonts w:eastAsia="Segoe UI" w:cs="Segoe UI" w:ascii="Segoe UI" w:hAnsi="Segoe UI"/>
+                <w:color w:val="101820"/>
+                <w:kern w:val="0"/>
+                <w:sz w:val="18"/>
+                <w:szCs w:val="24"/>
+                <w:lang w:val="en-US" w:eastAsia="ja-JP" w:bidi="ar-SA"/>
+              </w:rPr>
+              <w:t>Withholding on referrer commission at the rate of a tax code: the payee's own code, else the code of its type (</w:t>
             </w:r>
             <w:r>
               <w:rPr>
@@ -8088,18 +8088,18 @@
                 <w:szCs w:val="24"/>
                 <w:lang w:val="en-US" w:eastAsia="ja-JP" w:bidi="ar-SA"/>
               </w:rPr>
-              <w:t>commission.wht_rate_by_type</w:t>
-            </w:r>
-            <w:r>
-              <w:rPr>
-                <w:rFonts w:eastAsia="Segoe UI" w:cs="Segoe UI" w:ascii="Segoe UI" w:hAnsi="Segoe UI"/>
-                <w:color w:val="101820"/>
-                <w:kern w:val="0"/>
-                <w:sz w:val="18"/>
-                <w:szCs w:val="24"/>
-                <w:lang w:val="en-US" w:eastAsia="ja-JP" w:bidi="ar-SA"/>
-              </w:rPr>
-              <w:t xml:space="preserve">: Agent 5%, Sub-agent 5%, External 10% delivered); EWT tax codes with ATC (for example WI139 and WC139 on broker commission, WI515 on commission of sales representatives and referrers; ATC per payee type in </w:t>
+              <w:t>commission.wht_code_by_type</w:t>
+            </w:r>
+            <w:r>
+              <w:rPr>
+                <w:rFonts w:eastAsia="Segoe UI" w:cs="Segoe UI" w:ascii="Segoe UI" w:hAnsi="Segoe UI"/>
+                <w:color w:val="101820"/>
+                <w:kern w:val="0"/>
+                <w:sz w:val="18"/>
+                <w:szCs w:val="24"/>
+                <w:lang w:val="en-US" w:eastAsia="ja-JP" w:bidi="ar-SA"/>
+              </w:rPr>
+              <w:t xml:space="preserve">: Agent WI515 5%, Sub-agent WI515 5%, External WC515 10% delivered); EWT tax codes with ATC (for example WI139 and WC139 on broker commission, WI515 on commission of sales representatives and referrers; ATC per payee type in </w:t>
             </w:r>
             <w:r>
               <w:rPr>
@@ -8127,7 +8127,7 @@
         </w:tc>
         <w:tc>
           <w:tcPr>
-            <w:tcW w:w="3009" w:type="dxa"/>
+            <w:tcW w:w="3005" w:type="dxa"/>
             <w:tcBorders>
               <w:top w:val="single" w:sz="4" w:space="0" w:color="BFC7D1"/>
               <w:left w:val="single" w:sz="4" w:space="0" w:color="BFC7D1"/>
@@ -8167,7 +8167,7 @@
         <w:trPr/>
         <w:tc>
           <w:tcPr>
-            <w:tcW w:w="3009" w:type="dxa"/>
+            <w:tcW w:w="3005" w:type="dxa"/>
             <w:tcBorders>
               <w:top w:val="single" w:sz="4" w:space="0" w:color="BFC7D1"/>
               <w:left w:val="single" w:sz="4" w:space="0" w:color="BFC7D1"/>
@@ -8204,38 +8204,38 @@
         </w:tc>
         <w:tc>
           <w:tcPr>
-            <w:tcW w:w="3009" w:type="dxa"/>
-            <w:tcBorders>
-              <w:top w:val="single" w:sz="4" w:space="0" w:color="BFC7D1"/>
-              <w:left w:val="single" w:sz="4" w:space="0" w:color="BFC7D1"/>
-              <w:bottom w:val="single" w:sz="4" w:space="0" w:color="BFC7D1"/>
-              <w:right w:val="single" w:sz="4" w:space="0" w:color="BFC7D1"/>
-            </w:tcBorders>
-          </w:tcPr>
-          <w:p>
-            <w:pPr>
-              <w:pStyle w:val="Normal"/>
-              <w:widowControl/>
-              <w:spacing w:lineRule="auto" w:line="240" w:before="0" w:after="20"/>
-              <w:jc w:val="left"/>
-              <w:rPr>
-                <w:rFonts w:ascii="Aptos" w:hAnsi="Aptos" w:eastAsia="ＭＳ 明朝" w:cs="Arial"/>
-                <w:kern w:val="0"/>
-                <w:sz w:val="24"/>
-                <w:szCs w:val="24"/>
-                <w:lang w:val="en-US" w:eastAsia="ja-JP" w:bidi="ar-SA"/>
-              </w:rPr>
-            </w:pPr>
-            <w:r>
-              <w:rPr>
-                <w:rFonts w:eastAsia="Segoe UI" w:cs="Segoe UI" w:ascii="Segoe UI" w:hAnsi="Segoe UI"/>
-                <w:color w:val="101820"/>
-                <w:kern w:val="0"/>
-                <w:sz w:val="18"/>
-                <w:szCs w:val="24"/>
-                <w:lang w:val="en-US" w:eastAsia="ja-JP" w:bidi="ar-SA"/>
-              </w:rPr>
-              <w:t>Direct bill: the insurer's EWT (</w:t>
+            <w:tcW w:w="3005" w:type="dxa"/>
+            <w:tcBorders>
+              <w:top w:val="single" w:sz="4" w:space="0" w:color="BFC7D1"/>
+              <w:left w:val="single" w:sz="4" w:space="0" w:color="BFC7D1"/>
+              <w:bottom w:val="single" w:sz="4" w:space="0" w:color="BFC7D1"/>
+              <w:right w:val="single" w:sz="4" w:space="0" w:color="BFC7D1"/>
+            </w:tcBorders>
+          </w:tcPr>
+          <w:p>
+            <w:pPr>
+              <w:pStyle w:val="Normal"/>
+              <w:widowControl/>
+              <w:spacing w:lineRule="auto" w:line="240" w:before="0" w:after="20"/>
+              <w:jc w:val="left"/>
+              <w:rPr>
+                <w:rFonts w:ascii="Aptos" w:hAnsi="Aptos" w:eastAsia="ＭＳ 明朝" w:cs="Arial"/>
+                <w:kern w:val="0"/>
+                <w:sz w:val="24"/>
+                <w:szCs w:val="24"/>
+                <w:lang w:val="en-US" w:eastAsia="ja-JP" w:bidi="ar-SA"/>
+              </w:rPr>
+            </w:pPr>
+            <w:r>
+              <w:rPr>
+                <w:rFonts w:eastAsia="Segoe UI" w:cs="Segoe UI" w:ascii="Segoe UI" w:hAnsi="Segoe UI"/>
+                <w:color w:val="101820"/>
+                <w:kern w:val="0"/>
+                <w:sz w:val="18"/>
+                <w:szCs w:val="24"/>
+                <w:lang w:val="en-US" w:eastAsia="ja-JP" w:bidi="ar-SA"/>
+              </w:rPr>
+              <w:t xml:space="preserve">Direct bill: the insurer's EWT (tax code </w:t>
             </w:r>
             <w:r>
               <w:rPr>
@@ -8246,24 +8246,24 @@
                 <w:szCs w:val="24"/>
                 <w:lang w:val="en-US" w:eastAsia="ja-JP" w:bidi="ar-SA"/>
               </w:rPr>
-              <w:t>direct_bill.insurer_ewt_rate</w:t>
-            </w:r>
-            <w:r>
-              <w:rPr>
-                <w:rFonts w:eastAsia="Segoe UI" w:cs="Segoe UI" w:ascii="Segoe UI" w:hAnsi="Segoe UI"/>
-                <w:color w:val="101820"/>
-                <w:kern w:val="0"/>
-                <w:sz w:val="18"/>
-                <w:szCs w:val="24"/>
-                <w:lang w:val="en-US" w:eastAsia="ja-JP" w:bidi="ar-SA"/>
-              </w:rPr>
-              <w:t>, delivered 10%) is posted to Creditable Withholding Tax (BIR 2307) when the debit note collection is recorded. Accounts &gt; Tax &gt; BIR Form 2307, Received; SAWT: Summary Alphalist of Withholding Taxes for the income tax return</w:t>
-            </w:r>
-          </w:p>
-        </w:tc>
-        <w:tc>
-          <w:tcPr>
-            <w:tcW w:w="3009" w:type="dxa"/>
+              <w:t>direct_bill.insurer_ewt_code</w:t>
+            </w:r>
+            <w:r>
+              <w:rPr>
+                <w:rFonts w:eastAsia="Segoe UI" w:cs="Segoe UI" w:ascii="Segoe UI" w:hAnsi="Segoe UI"/>
+                <w:color w:val="101820"/>
+                <w:kern w:val="0"/>
+                <w:sz w:val="18"/>
+                <w:szCs w:val="24"/>
+                <w:lang w:val="en-US" w:eastAsia="ja-JP" w:bidi="ar-SA"/>
+              </w:rPr>
+              <w:t>, delivered WC139 10%) is posted to Creditable Withholding Tax (BIR 2307) when the debit note collection is recorded. Accounts &gt; Tax &gt; BIR Form 2307, Received; SAWT: Summary Alphalist of Withholding Taxes for the income tax return</w:t>
+            </w:r>
+          </w:p>
+        </w:tc>
+        <w:tc>
+          <w:tcPr>
+            <w:tcW w:w="3005" w:type="dxa"/>
             <w:tcBorders>
               <w:top w:val="single" w:sz="4" w:space="0" w:color="BFC7D1"/>
               <w:left w:val="single" w:sz="4" w:space="0" w:color="BFC7D1"/>
@@ -8303,7 +8303,7 @@
         <w:trPr/>
         <w:tc>
           <w:tcPr>
-            <w:tcW w:w="3009" w:type="dxa"/>
+            <w:tcW w:w="3005" w:type="dxa"/>
             <w:tcBorders>
               <w:top w:val="single" w:sz="4" w:space="0" w:color="BFC7D1"/>
               <w:left w:val="single" w:sz="4" w:space="0" w:color="BFC7D1"/>
@@ -8340,7 +8340,7 @@
         </w:tc>
         <w:tc>
           <w:tcPr>
-            <w:tcW w:w="3009" w:type="dxa"/>
+            <w:tcW w:w="3005" w:type="dxa"/>
             <w:tcBorders>
               <w:top w:val="single" w:sz="4" w:space="0" w:color="BFC7D1"/>
               <w:left w:val="single" w:sz="4" w:space="0" w:color="BFC7D1"/>
@@ -8377,7 +8377,7 @@
         </w:tc>
         <w:tc>
           <w:tcPr>
-            <w:tcW w:w="3009" w:type="dxa"/>
+            <w:tcW w:w="3005" w:type="dxa"/>
             <w:tcBorders>
               <w:top w:val="single" w:sz="4" w:space="0" w:color="BFC7D1"/>
               <w:left w:val="single" w:sz="4" w:space="0" w:color="BFC7D1"/>
@@ -8429,7 +8429,7 @@
         <w:pStyle w:val="Heading2"/>
         <w:rPr/>
       </w:pPr>
-      <w:bookmarkStart w:id="16" w:name="__RefHeading___Toc2166_3417985778"/>
+      <w:bookmarkStart w:id="16" w:name="__RefHeading___Toc63884_4195859891"/>
       <w:bookmarkEnd w:id="16"/>
       <w:r>
         <w:rPr>
@@ -8444,7 +8444,7 @@
     <w:tbl>
       <w:tblPr>
         <w:tblStyle w:val="TableGrid"/>
-        <w:tblW w:w="9027" w:type="dxa"/>
+        <w:tblW w:w="9015" w:type="dxa"/>
         <w:jc w:val="left"/>
         <w:tblInd w:w="0" w:type="dxa"/>
         <w:tblLayout w:type="fixed"/>
@@ -8457,9 +8457,9 @@
         <w:tblLook w:val="04a0" w:noHBand="0" w:noVBand="1" w:firstColumn="1" w:lastRow="0" w:lastColumn="0" w:firstRow="1"/>
       </w:tblPr>
       <w:tblGrid>
-        <w:gridCol w:w="3009"/>
-        <w:gridCol w:w="3009"/>
-        <w:gridCol w:w="3009"/>
+        <w:gridCol w:w="3005"/>
+        <w:gridCol w:w="3005"/>
+        <w:gridCol w:w="3005"/>
       </w:tblGrid>
       <w:tr>
         <w:trPr>
@@ -8467,7 +8467,7 @@
         </w:trPr>
         <w:tc>
           <w:tcPr>
-            <w:tcW w:w="3009" w:type="dxa"/>
+            <w:tcW w:w="3005" w:type="dxa"/>
             <w:tcBorders>
               <w:top w:val="single" w:sz="4" w:space="0" w:color="BFC7D1"/>
               <w:left w:val="single" w:sz="4" w:space="0" w:color="BFC7D1"/>
@@ -8506,7 +8506,7 @@
         </w:tc>
         <w:tc>
           <w:tcPr>
-            <w:tcW w:w="3009" w:type="dxa"/>
+            <w:tcW w:w="3005" w:type="dxa"/>
             <w:tcBorders>
               <w:top w:val="single" w:sz="4" w:space="0" w:color="BFC7D1"/>
               <w:left w:val="single" w:sz="4" w:space="0" w:color="BFC7D1"/>
@@ -8545,7 +8545,7 @@
         </w:tc>
         <w:tc>
           <w:tcPr>
-            <w:tcW w:w="3009" w:type="dxa"/>
+            <w:tcW w:w="3005" w:type="dxa"/>
             <w:tcBorders>
               <w:top w:val="single" w:sz="4" w:space="0" w:color="BFC7D1"/>
               <w:left w:val="single" w:sz="4" w:space="0" w:color="BFC7D1"/>
@@ -8587,7 +8587,7 @@
         <w:trPr/>
         <w:tc>
           <w:tcPr>
-            <w:tcW w:w="3009" w:type="dxa"/>
+            <w:tcW w:w="3005" w:type="dxa"/>
             <w:tcBorders>
               <w:top w:val="single" w:sz="4" w:space="0" w:color="BFC7D1"/>
               <w:left w:val="single" w:sz="4" w:space="0" w:color="BFC7D1"/>
@@ -8624,7 +8624,7 @@
         </w:tc>
         <w:tc>
           <w:tcPr>
-            <w:tcW w:w="3009" w:type="dxa"/>
+            <w:tcW w:w="3005" w:type="dxa"/>
             <w:tcBorders>
               <w:top w:val="single" w:sz="4" w:space="0" w:color="BFC7D1"/>
               <w:left w:val="single" w:sz="4" w:space="0" w:color="BFC7D1"/>
@@ -8661,7 +8661,7 @@
         </w:tc>
         <w:tc>
           <w:tcPr>
-            <w:tcW w:w="3009" w:type="dxa"/>
+            <w:tcW w:w="3005" w:type="dxa"/>
             <w:tcBorders>
               <w:top w:val="single" w:sz="4" w:space="0" w:color="BFC7D1"/>
               <w:left w:val="single" w:sz="4" w:space="0" w:color="BFC7D1"/>
@@ -8701,7 +8701,7 @@
         <w:trPr/>
         <w:tc>
           <w:tcPr>
-            <w:tcW w:w="3009" w:type="dxa"/>
+            <w:tcW w:w="3005" w:type="dxa"/>
             <w:tcBorders>
               <w:top w:val="single" w:sz="4" w:space="0" w:color="BFC7D1"/>
               <w:left w:val="single" w:sz="4" w:space="0" w:color="BFC7D1"/>
@@ -8738,7 +8738,7 @@
         </w:tc>
         <w:tc>
           <w:tcPr>
-            <w:tcW w:w="3009" w:type="dxa"/>
+            <w:tcW w:w="3005" w:type="dxa"/>
             <w:tcBorders>
               <w:top w:val="single" w:sz="4" w:space="0" w:color="BFC7D1"/>
               <w:left w:val="single" w:sz="4" w:space="0" w:color="BFC7D1"/>
@@ -8775,7 +8775,7 @@
         </w:tc>
         <w:tc>
           <w:tcPr>
-            <w:tcW w:w="3009" w:type="dxa"/>
+            <w:tcW w:w="3005" w:type="dxa"/>
             <w:tcBorders>
               <w:top w:val="single" w:sz="4" w:space="0" w:color="BFC7D1"/>
               <w:left w:val="single" w:sz="4" w:space="0" w:color="BFC7D1"/>
@@ -8830,7 +8830,7 @@
         <w:pStyle w:val="Heading1"/>
         <w:rPr/>
       </w:pPr>
-      <w:bookmarkStart w:id="17" w:name="__RefHeading___Toc2168_3417985778"/>
+      <w:bookmarkStart w:id="17" w:name="__RefHeading___Toc63886_4195859891"/>
       <w:bookmarkEnd w:id="17"/>
       <w:r>
         <w:rPr>
@@ -8860,7 +8860,7 @@
     <w:tbl>
       <w:tblPr>
         <w:tblStyle w:val="TableGrid"/>
-        <w:tblW w:w="9027" w:type="dxa"/>
+        <w:tblW w:w="9015" w:type="dxa"/>
         <w:jc w:val="left"/>
         <w:tblInd w:w="0" w:type="dxa"/>
         <w:tblLayout w:type="fixed"/>
@@ -8873,9 +8873,9 @@
         <w:tblLook w:val="04a0" w:noHBand="0" w:noVBand="1" w:firstColumn="1" w:lastRow="0" w:lastColumn="0" w:firstRow="1"/>
       </w:tblPr>
       <w:tblGrid>
-        <w:gridCol w:w="3009"/>
-        <w:gridCol w:w="3009"/>
-        <w:gridCol w:w="3009"/>
+        <w:gridCol w:w="3005"/>
+        <w:gridCol w:w="3005"/>
+        <w:gridCol w:w="3005"/>
       </w:tblGrid>
       <w:tr>
         <w:trPr>
@@ -8883,7 +8883,7 @@
         </w:trPr>
         <w:tc>
           <w:tcPr>
-            <w:tcW w:w="3009" w:type="dxa"/>
+            <w:tcW w:w="3005" w:type="dxa"/>
             <w:tcBorders>
               <w:top w:val="single" w:sz="4" w:space="0" w:color="BFC7D1"/>
               <w:left w:val="single" w:sz="4" w:space="0" w:color="BFC7D1"/>
@@ -8922,7 +8922,7 @@
         </w:tc>
         <w:tc>
           <w:tcPr>
-            <w:tcW w:w="3009" w:type="dxa"/>
+            <w:tcW w:w="3005" w:type="dxa"/>
             <w:tcBorders>
               <w:top w:val="single" w:sz="4" w:space="0" w:color="BFC7D1"/>
               <w:left w:val="single" w:sz="4" w:space="0" w:color="BFC7D1"/>
@@ -8961,7 +8961,7 @@
         </w:tc>
         <w:tc>
           <w:tcPr>
-            <w:tcW w:w="3009" w:type="dxa"/>
+            <w:tcW w:w="3005" w:type="dxa"/>
             <w:tcBorders>
               <w:top w:val="single" w:sz="4" w:space="0" w:color="BFC7D1"/>
               <w:left w:val="single" w:sz="4" w:space="0" w:color="BFC7D1"/>
@@ -9003,7 +9003,7 @@
         <w:trPr/>
         <w:tc>
           <w:tcPr>
-            <w:tcW w:w="3009" w:type="dxa"/>
+            <w:tcW w:w="3005" w:type="dxa"/>
             <w:tcBorders>
               <w:top w:val="single" w:sz="4" w:space="0" w:color="BFC7D1"/>
               <w:left w:val="single" w:sz="4" w:space="0" w:color="BFC7D1"/>
@@ -9040,66 +9040,44 @@
         </w:tc>
         <w:tc>
           <w:tcPr>
-            <w:tcW w:w="3009" w:type="dxa"/>
-            <w:tcBorders>
-              <w:top w:val="single" w:sz="4" w:space="0" w:color="BFC7D1"/>
-              <w:left w:val="single" w:sz="4" w:space="0" w:color="BFC7D1"/>
-              <w:bottom w:val="single" w:sz="4" w:space="0" w:color="BFC7D1"/>
-              <w:right w:val="single" w:sz="4" w:space="0" w:color="BFC7D1"/>
-            </w:tcBorders>
-          </w:tcPr>
-          <w:p>
-            <w:pPr>
-              <w:pStyle w:val="Normal"/>
-              <w:widowControl/>
-              <w:spacing w:lineRule="auto" w:line="240" w:before="0" w:after="20"/>
-              <w:jc w:val="left"/>
-              <w:rPr>
-                <w:rFonts w:ascii="Aptos" w:hAnsi="Aptos" w:eastAsia="ＭＳ 明朝" w:cs="Arial"/>
-                <w:kern w:val="0"/>
-                <w:sz w:val="24"/>
-                <w:szCs w:val="24"/>
-                <w:lang w:val="en-US" w:eastAsia="ja-JP" w:bidi="ar-SA"/>
-              </w:rPr>
-            </w:pPr>
-            <w:r>
-              <w:rPr>
-                <w:rFonts w:eastAsia="Segoe UI" w:cs="Segoe UI" w:ascii="Segoe UI" w:hAnsi="Segoe UI"/>
-                <w:color w:val="101820"/>
-                <w:kern w:val="0"/>
-                <w:sz w:val="18"/>
-                <w:szCs w:val="24"/>
-                <w:lang w:val="en-US" w:eastAsia="ja-JP" w:bidi="ar-SA"/>
-              </w:rPr>
-              <w:t>DST at 12.5% of the net premium (</w:t>
-            </w:r>
-            <w:r>
-              <w:rPr>
-                <w:rFonts w:eastAsia="Consolas" w:cs="Consolas" w:ascii="Consolas" w:hAnsi="Consolas"/>
-                <w:color w:val="101820"/>
-                <w:kern w:val="0"/>
-                <w:sz w:val="16"/>
-                <w:szCs w:val="24"/>
-                <w:lang w:val="en-US" w:eastAsia="ja-JP" w:bidi="ar-SA"/>
-              </w:rPr>
-              <w:t>tax.dst_rate</w:t>
-            </w:r>
-            <w:r>
-              <w:rPr>
-                <w:rFonts w:eastAsia="Segoe UI" w:cs="Segoe UI" w:ascii="Segoe UI" w:hAnsi="Segoe UI"/>
-                <w:color w:val="101820"/>
-                <w:kern w:val="0"/>
-                <w:sz w:val="18"/>
-                <w:szCs w:val="24"/>
-                <w:lang w:val="en-US" w:eastAsia="ja-JP" w:bidi="ar-SA"/>
-              </w:rPr>
-              <w:t>) on every quotation, policy, endorsement and renewal; shown on the quotation and billing statement; booked to Premium DST due to insurers and remitted with the premium. Package pricing in Premium Taxes &amp; LGU Rates can count each PHP 4.00 unit with the fraction rounded up</w:t>
-            </w:r>
-          </w:p>
-        </w:tc>
-        <w:tc>
-          <w:tcPr>
-            <w:tcW w:w="3009" w:type="dxa"/>
+            <w:tcW w:w="3005" w:type="dxa"/>
+            <w:tcBorders>
+              <w:top w:val="single" w:sz="4" w:space="0" w:color="BFC7D1"/>
+              <w:left w:val="single" w:sz="4" w:space="0" w:color="BFC7D1"/>
+              <w:bottom w:val="single" w:sz="4" w:space="0" w:color="BFC7D1"/>
+              <w:right w:val="single" w:sz="4" w:space="0" w:color="BFC7D1"/>
+            </w:tcBorders>
+          </w:tcPr>
+          <w:p>
+            <w:pPr>
+              <w:pStyle w:val="Normal"/>
+              <w:widowControl/>
+              <w:spacing w:lineRule="auto" w:line="240" w:before="0" w:after="20"/>
+              <w:jc w:val="left"/>
+              <w:rPr>
+                <w:rFonts w:ascii="Aptos" w:hAnsi="Aptos" w:eastAsia="ＭＳ 明朝" w:cs="Arial"/>
+                <w:kern w:val="0"/>
+                <w:sz w:val="24"/>
+                <w:szCs w:val="24"/>
+                <w:lang w:val="en-US" w:eastAsia="ja-JP" w:bidi="ar-SA"/>
+              </w:rPr>
+            </w:pPr>
+            <w:r>
+              <w:rPr>
+                <w:rFonts w:eastAsia="Segoe UI" w:cs="Segoe UI" w:ascii="Segoe UI" w:hAnsi="Segoe UI"/>
+                <w:color w:val="101820"/>
+                <w:kern w:val="0"/>
+                <w:sz w:val="18"/>
+                <w:szCs w:val="24"/>
+                <w:lang w:val="en-US" w:eastAsia="ja-JP" w:bidi="ar-SA"/>
+              </w:rPr>
+              <w:t>DST of PHP 0.50 on each PHP 4.00 of net premium, a fractional PHP 4.00 counting as a whole one (DST rule of Master &gt; Finance &gt; Premium Taxes &amp; LGU Rates, the single source of premium tax rates) on every quotation, package, policy, endorsement and renewal; shown on the quotation and billing statement; booked to Premium DST due to insurers and remitted with the premium</w:t>
+            </w:r>
+          </w:p>
+        </w:tc>
+        <w:tc>
+          <w:tcPr>
+            <w:tcW w:w="3005" w:type="dxa"/>
             <w:tcBorders>
               <w:top w:val="single" w:sz="4" w:space="0" w:color="BFC7D1"/>
               <w:left w:val="single" w:sz="4" w:space="0" w:color="BFC7D1"/>
@@ -9139,7 +9117,7 @@
         <w:trPr/>
         <w:tc>
           <w:tcPr>
-            <w:tcW w:w="3009" w:type="dxa"/>
+            <w:tcW w:w="3005" w:type="dxa"/>
             <w:tcBorders>
               <w:top w:val="single" w:sz="4" w:space="0" w:color="BFC7D1"/>
               <w:left w:val="single" w:sz="4" w:space="0" w:color="BFC7D1"/>
@@ -9176,66 +9154,44 @@
         </w:tc>
         <w:tc>
           <w:tcPr>
-            <w:tcW w:w="3009" w:type="dxa"/>
-            <w:tcBorders>
-              <w:top w:val="single" w:sz="4" w:space="0" w:color="BFC7D1"/>
-              <w:left w:val="single" w:sz="4" w:space="0" w:color="BFC7D1"/>
-              <w:bottom w:val="single" w:sz="4" w:space="0" w:color="BFC7D1"/>
-              <w:right w:val="single" w:sz="4" w:space="0" w:color="BFC7D1"/>
-            </w:tcBorders>
-          </w:tcPr>
-          <w:p>
-            <w:pPr>
-              <w:pStyle w:val="Normal"/>
-              <w:widowControl/>
-              <w:spacing w:lineRule="auto" w:line="240" w:before="0" w:after="20"/>
-              <w:jc w:val="left"/>
-              <w:rPr>
-                <w:rFonts w:ascii="Aptos" w:hAnsi="Aptos" w:eastAsia="ＭＳ 明朝" w:cs="Arial"/>
-                <w:kern w:val="0"/>
-                <w:sz w:val="24"/>
-                <w:szCs w:val="24"/>
-                <w:lang w:val="en-US" w:eastAsia="ja-JP" w:bidi="ar-SA"/>
-              </w:rPr>
-            </w:pPr>
-            <w:r>
-              <w:rPr>
-                <w:rFonts w:eastAsia="Segoe UI" w:cs="Segoe UI" w:ascii="Segoe UI" w:hAnsi="Segoe UI"/>
-                <w:color w:val="101820"/>
-                <w:kern w:val="0"/>
-                <w:sz w:val="18"/>
-                <w:szCs w:val="24"/>
-                <w:lang w:val="en-US" w:eastAsia="ja-JP" w:bidi="ar-SA"/>
-              </w:rPr>
-              <w:t>LGT at 0.75% of net premium (</w:t>
-            </w:r>
-            <w:r>
-              <w:rPr>
-                <w:rFonts w:eastAsia="Consolas" w:cs="Consolas" w:ascii="Consolas" w:hAnsi="Consolas"/>
-                <w:color w:val="101820"/>
-                <w:kern w:val="0"/>
-                <w:sz w:val="16"/>
-                <w:szCs w:val="24"/>
-                <w:lang w:val="en-US" w:eastAsia="ja-JP" w:bidi="ar-SA"/>
-              </w:rPr>
-              <w:t>tax.lgt_rate</w:t>
-            </w:r>
-            <w:r>
-              <w:rPr>
-                <w:rFonts w:eastAsia="Segoe UI" w:cs="Segoe UI" w:ascii="Segoe UI" w:hAnsi="Segoe UI"/>
-                <w:color w:val="101820"/>
-                <w:kern w:val="0"/>
-                <w:sz w:val="18"/>
-                <w:szCs w:val="24"/>
-                <w:lang w:val="en-US" w:eastAsia="ja-JP" w:bidi="ar-SA"/>
-              </w:rPr>
-              <w:t>) on quotations; Master &gt; Finance &gt; Premium Taxes &amp; LGU Rates holds a rate per city or municipality used by package pricing; booked to Premium LGT due to insurers</w:t>
-            </w:r>
-          </w:p>
-        </w:tc>
-        <w:tc>
-          <w:tcPr>
-            <w:tcW w:w="3009" w:type="dxa"/>
+            <w:tcW w:w="3005" w:type="dxa"/>
+            <w:tcBorders>
+              <w:top w:val="single" w:sz="4" w:space="0" w:color="BFC7D1"/>
+              <w:left w:val="single" w:sz="4" w:space="0" w:color="BFC7D1"/>
+              <w:bottom w:val="single" w:sz="4" w:space="0" w:color="BFC7D1"/>
+              <w:right w:val="single" w:sz="4" w:space="0" w:color="BFC7D1"/>
+            </w:tcBorders>
+          </w:tcPr>
+          <w:p>
+            <w:pPr>
+              <w:pStyle w:val="Normal"/>
+              <w:widowControl/>
+              <w:spacing w:lineRule="auto" w:line="240" w:before="0" w:after="20"/>
+              <w:jc w:val="left"/>
+              <w:rPr>
+                <w:rFonts w:ascii="Aptos" w:hAnsi="Aptos" w:eastAsia="ＭＳ 明朝" w:cs="Arial"/>
+                <w:kern w:val="0"/>
+                <w:sz w:val="24"/>
+                <w:szCs w:val="24"/>
+                <w:lang w:val="en-US" w:eastAsia="ja-JP" w:bidi="ar-SA"/>
+              </w:rPr>
+            </w:pPr>
+            <w:r>
+              <w:rPr>
+                <w:rFonts w:eastAsia="Segoe UI" w:cs="Segoe UI" w:ascii="Segoe UI" w:hAnsi="Segoe UI"/>
+                <w:color w:val="101820"/>
+                <w:kern w:val="0"/>
+                <w:sz w:val="18"/>
+                <w:szCs w:val="24"/>
+                <w:lang w:val="en-US" w:eastAsia="ja-JP" w:bidi="ar-SA"/>
+              </w:rPr>
+              <w:t>LGT at the rate of the client's city or municipality in Master &gt; Finance &gt; Premium Taxes &amp; LGU Rates, else the LGT rule rate (0.75% delivered), on every quotation, package and renewal; booked to Premium LGT due to insurers</w:t>
+            </w:r>
+          </w:p>
+        </w:tc>
+        <w:tc>
+          <w:tcPr>
+            <w:tcW w:w="3005" w:type="dxa"/>
             <w:tcBorders>
               <w:top w:val="single" w:sz="4" w:space="0" w:color="BFC7D1"/>
               <w:left w:val="single" w:sz="4" w:space="0" w:color="BFC7D1"/>
@@ -9275,7 +9231,7 @@
         <w:trPr/>
         <w:tc>
           <w:tcPr>
-            <w:tcW w:w="3009" w:type="dxa"/>
+            <w:tcW w:w="3005" w:type="dxa"/>
             <w:tcBorders>
               <w:top w:val="single" w:sz="4" w:space="0" w:color="BFC7D1"/>
               <w:left w:val="single" w:sz="4" w:space="0" w:color="BFC7D1"/>
@@ -9312,88 +9268,44 @@
         </w:tc>
         <w:tc>
           <w:tcPr>
-            <w:tcW w:w="3009" w:type="dxa"/>
-            <w:tcBorders>
-              <w:top w:val="single" w:sz="4" w:space="0" w:color="BFC7D1"/>
-              <w:left w:val="single" w:sz="4" w:space="0" w:color="BFC7D1"/>
-              <w:bottom w:val="single" w:sz="4" w:space="0" w:color="BFC7D1"/>
-              <w:right w:val="single" w:sz="4" w:space="0" w:color="BFC7D1"/>
-            </w:tcBorders>
-          </w:tcPr>
-          <w:p>
-            <w:pPr>
-              <w:pStyle w:val="Normal"/>
-              <w:widowControl/>
-              <w:spacing w:lineRule="auto" w:line="240" w:before="0" w:after="20"/>
-              <w:jc w:val="left"/>
-              <w:rPr>
-                <w:rFonts w:ascii="Aptos" w:hAnsi="Aptos" w:eastAsia="ＭＳ 明朝" w:cs="Arial"/>
-                <w:kern w:val="0"/>
-                <w:sz w:val="24"/>
-                <w:szCs w:val="24"/>
-                <w:lang w:val="en-US" w:eastAsia="ja-JP" w:bidi="ar-SA"/>
-              </w:rPr>
-            </w:pPr>
-            <w:r>
-              <w:rPr>
-                <w:rFonts w:eastAsia="Segoe UI" w:cs="Segoe UI" w:ascii="Segoe UI" w:hAnsi="Segoe UI"/>
-                <w:color w:val="101820"/>
-                <w:kern w:val="0"/>
-                <w:sz w:val="18"/>
-                <w:szCs w:val="24"/>
-                <w:lang w:val="en-US" w:eastAsia="ja-JP" w:bidi="ar-SA"/>
-              </w:rPr>
-              <w:t>VAT at 12% of net premium (</w:t>
-            </w:r>
-            <w:r>
-              <w:rPr>
-                <w:rFonts w:eastAsia="Consolas" w:cs="Consolas" w:ascii="Consolas" w:hAnsi="Consolas"/>
-                <w:color w:val="101820"/>
-                <w:kern w:val="0"/>
-                <w:sz w:val="16"/>
-                <w:szCs w:val="24"/>
-                <w:lang w:val="en-US" w:eastAsia="ja-JP" w:bidi="ar-SA"/>
-              </w:rPr>
-              <w:t>tax.vat_rate</w:t>
-            </w:r>
-            <w:r>
-              <w:rPr>
-                <w:rFonts w:eastAsia="Segoe UI" w:cs="Segoe UI" w:ascii="Segoe UI" w:hAnsi="Segoe UI"/>
-                <w:color w:val="101820"/>
-                <w:kern w:val="0"/>
-                <w:sz w:val="18"/>
-                <w:szCs w:val="24"/>
-                <w:lang w:val="en-US" w:eastAsia="ja-JP" w:bidi="ar-SA"/>
-              </w:rPr>
-              <w:t xml:space="preserve">) on lines set in </w:t>
-            </w:r>
-            <w:r>
-              <w:rPr>
-                <w:rFonts w:eastAsia="Consolas" w:cs="Consolas" w:ascii="Consolas" w:hAnsi="Consolas"/>
-                <w:color w:val="101820"/>
-                <w:kern w:val="0"/>
-                <w:sz w:val="16"/>
-                <w:szCs w:val="24"/>
-                <w:lang w:val="en-US" w:eastAsia="ja-JP" w:bidi="ar-SA"/>
-              </w:rPr>
-              <w:t>premium.taxes_by_lob</w:t>
-            </w:r>
-            <w:r>
-              <w:rPr>
-                <w:rFonts w:eastAsia="Segoe UI" w:cs="Segoe UI" w:ascii="Segoe UI" w:hAnsi="Segoe UI"/>
-                <w:color w:val="101820"/>
-                <w:kern w:val="0"/>
-                <w:sz w:val="18"/>
-                <w:szCs w:val="24"/>
-                <w:lang w:val="en-US" w:eastAsia="ja-JP" w:bidi="ar-SA"/>
-              </w:rPr>
-              <w:t>; products with the premium tax regime use premium tax instead (Premium Taxes &amp; LGU Rates)</w:t>
-            </w:r>
-          </w:p>
-        </w:tc>
-        <w:tc>
-          <w:tcPr>
-            <w:tcW w:w="3009" w:type="dxa"/>
+            <w:tcW w:w="3005" w:type="dxa"/>
+            <w:tcBorders>
+              <w:top w:val="single" w:sz="4" w:space="0" w:color="BFC7D1"/>
+              <w:left w:val="single" w:sz="4" w:space="0" w:color="BFC7D1"/>
+              <w:bottom w:val="single" w:sz="4" w:space="0" w:color="BFC7D1"/>
+              <w:right w:val="single" w:sz="4" w:space="0" w:color="BFC7D1"/>
+            </w:tcBorders>
+          </w:tcPr>
+          <w:p>
+            <w:pPr>
+              <w:pStyle w:val="Normal"/>
+              <w:widowControl/>
+              <w:spacing w:lineRule="auto" w:line="240" w:before="0" w:after="20"/>
+              <w:jc w:val="left"/>
+              <w:rPr>
+                <w:rFonts w:ascii="Aptos" w:hAnsi="Aptos" w:eastAsia="ＭＳ 明朝" w:cs="Arial"/>
+                <w:kern w:val="0"/>
+                <w:sz w:val="24"/>
+                <w:szCs w:val="24"/>
+                <w:lang w:val="en-US" w:eastAsia="ja-JP" w:bidi="ar-SA"/>
+              </w:rPr>
+            </w:pPr>
+            <w:r>
+              <w:rPr>
+                <w:rFonts w:eastAsia="Segoe UI" w:cs="Segoe UI" w:ascii="Segoe UI" w:hAnsi="Segoe UI"/>
+                <w:color w:val="101820"/>
+                <w:kern w:val="0"/>
+                <w:sz w:val="18"/>
+                <w:szCs w:val="24"/>
+                <w:lang w:val="en-US" w:eastAsia="ja-JP" w:bidi="ar-SA"/>
+              </w:rPr>
+              <w:t>VAT at 12% of net premium (VAT rule of Premium Taxes &amp; LGU Rates) on products under the VAT regime; products with the premium tax regime use premium tax instead</w:t>
+            </w:r>
+          </w:p>
+        </w:tc>
+        <w:tc>
+          <w:tcPr>
+            <w:tcW w:w="3005" w:type="dxa"/>
             <w:tcBorders>
               <w:top w:val="single" w:sz="4" w:space="0" w:color="BFC7D1"/>
               <w:left w:val="single" w:sz="4" w:space="0" w:color="BFC7D1"/>
@@ -9433,7 +9345,7 @@
         <w:trPr/>
         <w:tc>
           <w:tcPr>
-            <w:tcW w:w="3009" w:type="dxa"/>
+            <w:tcW w:w="3005" w:type="dxa"/>
             <w:tcBorders>
               <w:top w:val="single" w:sz="4" w:space="0" w:color="BFC7D1"/>
               <w:left w:val="single" w:sz="4" w:space="0" w:color="BFC7D1"/>
@@ -9470,88 +9382,44 @@
         </w:tc>
         <w:tc>
           <w:tcPr>
-            <w:tcW w:w="3009" w:type="dxa"/>
-            <w:tcBorders>
-              <w:top w:val="single" w:sz="4" w:space="0" w:color="BFC7D1"/>
-              <w:left w:val="single" w:sz="4" w:space="0" w:color="BFC7D1"/>
-              <w:bottom w:val="single" w:sz="4" w:space="0" w:color="BFC7D1"/>
-              <w:right w:val="single" w:sz="4" w:space="0" w:color="BFC7D1"/>
-            </w:tcBorders>
-          </w:tcPr>
-          <w:p>
-            <w:pPr>
-              <w:pStyle w:val="Normal"/>
-              <w:widowControl/>
-              <w:spacing w:lineRule="auto" w:line="240" w:before="0" w:after="20"/>
-              <w:jc w:val="left"/>
-              <w:rPr>
-                <w:rFonts w:ascii="Aptos" w:hAnsi="Aptos" w:eastAsia="ＭＳ 明朝" w:cs="Arial"/>
-                <w:kern w:val="0"/>
-                <w:sz w:val="24"/>
-                <w:szCs w:val="24"/>
-                <w:lang w:val="en-US" w:eastAsia="ja-JP" w:bidi="ar-SA"/>
-              </w:rPr>
-            </w:pPr>
-            <w:r>
-              <w:rPr>
-                <w:rFonts w:eastAsia="Segoe UI" w:cs="Segoe UI" w:ascii="Segoe UI" w:hAnsi="Segoe UI"/>
-                <w:color w:val="101820"/>
-                <w:kern w:val="0"/>
-                <w:sz w:val="18"/>
-                <w:szCs w:val="24"/>
-                <w:lang w:val="en-US" w:eastAsia="ja-JP" w:bidi="ar-SA"/>
-              </w:rPr>
-              <w:t>FST at 2% (</w:t>
-            </w:r>
-            <w:r>
-              <w:rPr>
-                <w:rFonts w:eastAsia="Consolas" w:cs="Consolas" w:ascii="Consolas" w:hAnsi="Consolas"/>
-                <w:color w:val="101820"/>
-                <w:kern w:val="0"/>
-                <w:sz w:val="16"/>
-                <w:szCs w:val="24"/>
-                <w:lang w:val="en-US" w:eastAsia="ja-JP" w:bidi="ar-SA"/>
-              </w:rPr>
-              <w:t>tax.fst_rate</w:t>
-            </w:r>
-            <w:r>
-              <w:rPr>
-                <w:rFonts w:eastAsia="Segoe UI" w:cs="Segoe UI" w:ascii="Segoe UI" w:hAnsi="Segoe UI"/>
-                <w:color w:val="101820"/>
-                <w:kern w:val="0"/>
-                <w:sz w:val="18"/>
-                <w:szCs w:val="24"/>
-                <w:lang w:val="en-US" w:eastAsia="ja-JP" w:bidi="ar-SA"/>
-              </w:rPr>
-              <w:t>) on fire and industrial all risks lines (</w:t>
-            </w:r>
-            <w:r>
-              <w:rPr>
-                <w:rFonts w:eastAsia="Consolas" w:cs="Consolas" w:ascii="Consolas" w:hAnsi="Consolas"/>
-                <w:color w:val="101820"/>
-                <w:kern w:val="0"/>
-                <w:sz w:val="16"/>
-                <w:szCs w:val="24"/>
-                <w:lang w:val="en-US" w:eastAsia="ja-JP" w:bidi="ar-SA"/>
-              </w:rPr>
-              <w:t>premium.taxes_by_lob</w:t>
-            </w:r>
-            <w:r>
-              <w:rPr>
-                <w:rFonts w:eastAsia="Segoe UI" w:cs="Segoe UI" w:ascii="Segoe UI" w:hAnsi="Segoe UI"/>
-                <w:color w:val="101820"/>
-                <w:kern w:val="0"/>
-                <w:sz w:val="18"/>
-                <w:szCs w:val="24"/>
-                <w:lang w:val="en-US" w:eastAsia="ja-JP" w:bidi="ar-SA"/>
-              </w:rPr>
-              <w:t>)</w:t>
-            </w:r>
-          </w:p>
-        </w:tc>
-        <w:tc>
-          <w:tcPr>
-            <w:tcW w:w="3009" w:type="dxa"/>
+            <w:tcW w:w="3005" w:type="dxa"/>
+            <w:tcBorders>
+              <w:top w:val="single" w:sz="4" w:space="0" w:color="BFC7D1"/>
+              <w:left w:val="single" w:sz="4" w:space="0" w:color="BFC7D1"/>
+              <w:bottom w:val="single" w:sz="4" w:space="0" w:color="BFC7D1"/>
+              <w:right w:val="single" w:sz="4" w:space="0" w:color="BFC7D1"/>
+            </w:tcBorders>
+          </w:tcPr>
+          <w:p>
+            <w:pPr>
+              <w:pStyle w:val="Normal"/>
+              <w:widowControl/>
+              <w:spacing w:lineRule="auto" w:line="240" w:before="0" w:after="20"/>
+              <w:jc w:val="left"/>
+              <w:rPr>
+                <w:rFonts w:ascii="Aptos" w:hAnsi="Aptos" w:eastAsia="ＭＳ 明朝" w:cs="Arial"/>
+                <w:kern w:val="0"/>
+                <w:sz w:val="24"/>
+                <w:szCs w:val="24"/>
+                <w:lang w:val="en-US" w:eastAsia="ja-JP" w:bidi="ar-SA"/>
+              </w:rPr>
+            </w:pPr>
+            <w:r>
+              <w:rPr>
+                <w:rFonts w:eastAsia="Segoe UI" w:cs="Segoe UI" w:ascii="Segoe UI" w:hAnsi="Segoe UI"/>
+                <w:color w:val="101820"/>
+                <w:kern w:val="0"/>
+                <w:sz w:val="18"/>
+                <w:szCs w:val="24"/>
+                <w:lang w:val="en-US" w:eastAsia="ja-JP" w:bidi="ar-SA"/>
+              </w:rPr>
+              <w:t>FST at 2% (FST rule of Premium Taxes &amp; LGU Rates) on the fire lines of the rule (fire, industrial all risks, householder)</w:t>
+            </w:r>
+          </w:p>
+        </w:tc>
+        <w:tc>
+          <w:tcPr>
+            <w:tcW w:w="3005" w:type="dxa"/>
             <w:tcBorders>
               <w:top w:val="single" w:sz="4" w:space="0" w:color="BFC7D1"/>
               <w:left w:val="single" w:sz="4" w:space="0" w:color="BFC7D1"/>
@@ -9591,7 +9459,7 @@
         <w:trPr/>
         <w:tc>
           <w:tcPr>
-            <w:tcW w:w="3009" w:type="dxa"/>
+            <w:tcW w:w="3005" w:type="dxa"/>
             <w:tcBorders>
               <w:top w:val="single" w:sz="4" w:space="0" w:color="BFC7D1"/>
               <w:left w:val="single" w:sz="4" w:space="0" w:color="BFC7D1"/>
@@ -9628,7 +9496,7 @@
         </w:tc>
         <w:tc>
           <w:tcPr>
-            <w:tcW w:w="3009" w:type="dxa"/>
+            <w:tcW w:w="3005" w:type="dxa"/>
             <w:tcBorders>
               <w:top w:val="single" w:sz="4" w:space="0" w:color="BFC7D1"/>
               <w:left w:val="single" w:sz="4" w:space="0" w:color="BFC7D1"/>
@@ -9665,7 +9533,7 @@
         </w:tc>
         <w:tc>
           <w:tcPr>
-            <w:tcW w:w="3009" w:type="dxa"/>
+            <w:tcW w:w="3005" w:type="dxa"/>
             <w:tcBorders>
               <w:top w:val="single" w:sz="4" w:space="0" w:color="BFC7D1"/>
               <w:left w:val="single" w:sz="4" w:space="0" w:color="BFC7D1"/>
@@ -9720,7 +9588,7 @@
         <w:pStyle w:val="Heading1"/>
         <w:rPr/>
       </w:pPr>
-      <w:bookmarkStart w:id="18" w:name="__RefHeading___Toc2170_3417985778"/>
+      <w:bookmarkStart w:id="18" w:name="__RefHeading___Toc63888_4195859891"/>
       <w:bookmarkEnd w:id="18"/>
       <w:r>
         <w:rPr>
@@ -9735,7 +9603,7 @@
     <w:tbl>
       <w:tblPr>
         <w:tblStyle w:val="TableGrid"/>
-        <w:tblW w:w="9027" w:type="dxa"/>
+        <w:tblW w:w="9015" w:type="dxa"/>
         <w:jc w:val="left"/>
         <w:tblInd w:w="0" w:type="dxa"/>
         <w:tblLayout w:type="fixed"/>
@@ -9748,9 +9616,9 @@
         <w:tblLook w:val="04a0" w:noHBand="0" w:noVBand="1" w:firstColumn="1" w:lastRow="0" w:lastColumn="0" w:firstRow="1"/>
       </w:tblPr>
       <w:tblGrid>
-        <w:gridCol w:w="3009"/>
-        <w:gridCol w:w="3009"/>
-        <w:gridCol w:w="3009"/>
+        <w:gridCol w:w="3005"/>
+        <w:gridCol w:w="3005"/>
+        <w:gridCol w:w="3005"/>
       </w:tblGrid>
       <w:tr>
         <w:trPr>
@@ -9758,7 +9626,7 @@
         </w:trPr>
         <w:tc>
           <w:tcPr>
-            <w:tcW w:w="3009" w:type="dxa"/>
+            <w:tcW w:w="3005" w:type="dxa"/>
             <w:tcBorders>
               <w:top w:val="single" w:sz="4" w:space="0" w:color="BFC7D1"/>
               <w:left w:val="single" w:sz="4" w:space="0" w:color="BFC7D1"/>
@@ -9797,7 +9665,7 @@
         </w:tc>
         <w:tc>
           <w:tcPr>
-            <w:tcW w:w="3009" w:type="dxa"/>
+            <w:tcW w:w="3005" w:type="dxa"/>
             <w:tcBorders>
               <w:top w:val="single" w:sz="4" w:space="0" w:color="BFC7D1"/>
               <w:left w:val="single" w:sz="4" w:space="0" w:color="BFC7D1"/>
@@ -9836,7 +9704,7 @@
         </w:tc>
         <w:tc>
           <w:tcPr>
-            <w:tcW w:w="3009" w:type="dxa"/>
+            <w:tcW w:w="3005" w:type="dxa"/>
             <w:tcBorders>
               <w:top w:val="single" w:sz="4" w:space="0" w:color="BFC7D1"/>
               <w:left w:val="single" w:sz="4" w:space="0" w:color="BFC7D1"/>
@@ -9878,7 +9746,7 @@
         <w:trPr/>
         <w:tc>
           <w:tcPr>
-            <w:tcW w:w="3009" w:type="dxa"/>
+            <w:tcW w:w="3005" w:type="dxa"/>
             <w:tcBorders>
               <w:top w:val="single" w:sz="4" w:space="0" w:color="BFC7D1"/>
               <w:left w:val="single" w:sz="4" w:space="0" w:color="BFC7D1"/>
@@ -9915,7 +9783,7 @@
         </w:tc>
         <w:tc>
           <w:tcPr>
-            <w:tcW w:w="3009" w:type="dxa"/>
+            <w:tcW w:w="3005" w:type="dxa"/>
             <w:tcBorders>
               <w:top w:val="single" w:sz="4" w:space="0" w:color="BFC7D1"/>
               <w:left w:val="single" w:sz="4" w:space="0" w:color="BFC7D1"/>
@@ -9952,7 +9820,7 @@
         </w:tc>
         <w:tc>
           <w:tcPr>
-            <w:tcW w:w="3009" w:type="dxa"/>
+            <w:tcW w:w="3005" w:type="dxa"/>
             <w:tcBorders>
               <w:top w:val="single" w:sz="4" w:space="0" w:color="BFC7D1"/>
               <w:left w:val="single" w:sz="4" w:space="0" w:color="BFC7D1"/>
@@ -9992,7 +9860,7 @@
         <w:trPr/>
         <w:tc>
           <w:tcPr>
-            <w:tcW w:w="3009" w:type="dxa"/>
+            <w:tcW w:w="3005" w:type="dxa"/>
             <w:tcBorders>
               <w:top w:val="single" w:sz="4" w:space="0" w:color="BFC7D1"/>
               <w:left w:val="single" w:sz="4" w:space="0" w:color="BFC7D1"/>
@@ -10029,7 +9897,7 @@
         </w:tc>
         <w:tc>
           <w:tcPr>
-            <w:tcW w:w="3009" w:type="dxa"/>
+            <w:tcW w:w="3005" w:type="dxa"/>
             <w:tcBorders>
               <w:top w:val="single" w:sz="4" w:space="0" w:color="BFC7D1"/>
               <w:left w:val="single" w:sz="4" w:space="0" w:color="BFC7D1"/>
@@ -10066,7 +9934,7 @@
         </w:tc>
         <w:tc>
           <w:tcPr>
-            <w:tcW w:w="3009" w:type="dxa"/>
+            <w:tcW w:w="3005" w:type="dxa"/>
             <w:tcBorders>
               <w:top w:val="single" w:sz="4" w:space="0" w:color="BFC7D1"/>
               <w:left w:val="single" w:sz="4" w:space="0" w:color="BFC7D1"/>
@@ -10106,7 +9974,7 @@
         <w:trPr/>
         <w:tc>
           <w:tcPr>
-            <w:tcW w:w="3009" w:type="dxa"/>
+            <w:tcW w:w="3005" w:type="dxa"/>
             <w:tcBorders>
               <w:top w:val="single" w:sz="4" w:space="0" w:color="BFC7D1"/>
               <w:left w:val="single" w:sz="4" w:space="0" w:color="BFC7D1"/>
@@ -10143,7 +10011,7 @@
         </w:tc>
         <w:tc>
           <w:tcPr>
-            <w:tcW w:w="3009" w:type="dxa"/>
+            <w:tcW w:w="3005" w:type="dxa"/>
             <w:tcBorders>
               <w:top w:val="single" w:sz="4" w:space="0" w:color="BFC7D1"/>
               <w:left w:val="single" w:sz="4" w:space="0" w:color="BFC7D1"/>
@@ -10213,7 +10081,7 @@
         </w:tc>
         <w:tc>
           <w:tcPr>
-            <w:tcW w:w="3009" w:type="dxa"/>
+            <w:tcW w:w="3005" w:type="dxa"/>
             <w:tcBorders>
               <w:top w:val="single" w:sz="4" w:space="0" w:color="BFC7D1"/>
               <w:left w:val="single" w:sz="4" w:space="0" w:color="BFC7D1"/>
@@ -10253,7 +10121,7 @@
         <w:trPr/>
         <w:tc>
           <w:tcPr>
-            <w:tcW w:w="3009" w:type="dxa"/>
+            <w:tcW w:w="3005" w:type="dxa"/>
             <w:tcBorders>
               <w:top w:val="single" w:sz="4" w:space="0" w:color="BFC7D1"/>
               <w:left w:val="single" w:sz="4" w:space="0" w:color="BFC7D1"/>
@@ -10290,7 +10158,7 @@
         </w:tc>
         <w:tc>
           <w:tcPr>
-            <w:tcW w:w="3009" w:type="dxa"/>
+            <w:tcW w:w="3005" w:type="dxa"/>
             <w:tcBorders>
               <w:top w:val="single" w:sz="4" w:space="0" w:color="BFC7D1"/>
               <w:left w:val="single" w:sz="4" w:space="0" w:color="BFC7D1"/>
@@ -10327,7 +10195,7 @@
         </w:tc>
         <w:tc>
           <w:tcPr>
-            <w:tcW w:w="3009" w:type="dxa"/>
+            <w:tcW w:w="3005" w:type="dxa"/>
             <w:tcBorders>
               <w:top w:val="single" w:sz="4" w:space="0" w:color="BFC7D1"/>
               <w:left w:val="single" w:sz="4" w:space="0" w:color="BFC7D1"/>
@@ -10382,7 +10250,7 @@
         <w:pStyle w:val="Heading1"/>
         <w:rPr/>
       </w:pPr>
-      <w:bookmarkStart w:id="19" w:name="__RefHeading___Toc2172_3417985778"/>
+      <w:bookmarkStart w:id="19" w:name="__RefHeading___Toc63890_4195859891"/>
       <w:bookmarkEnd w:id="19"/>
       <w:r>
         <w:rPr>
@@ -10412,7 +10280,7 @@
     <w:tbl>
       <w:tblPr>
         <w:tblStyle w:val="TableGrid"/>
-        <w:tblW w:w="9027" w:type="dxa"/>
+        <w:tblW w:w="9015" w:type="dxa"/>
         <w:jc w:val="left"/>
         <w:tblInd w:w="0" w:type="dxa"/>
         <w:tblLayout w:type="fixed"/>
@@ -10425,9 +10293,9 @@
         <w:tblLook w:val="04a0" w:noHBand="0" w:noVBand="1" w:firstColumn="1" w:lastRow="0" w:lastColumn="0" w:firstRow="1"/>
       </w:tblPr>
       <w:tblGrid>
-        <w:gridCol w:w="3009"/>
-        <w:gridCol w:w="3009"/>
-        <w:gridCol w:w="3009"/>
+        <w:gridCol w:w="3005"/>
+        <w:gridCol w:w="3005"/>
+        <w:gridCol w:w="3005"/>
       </w:tblGrid>
       <w:tr>
         <w:trPr>
@@ -10435,7 +10303,7 @@
         </w:trPr>
         <w:tc>
           <w:tcPr>
-            <w:tcW w:w="3009" w:type="dxa"/>
+            <w:tcW w:w="3005" w:type="dxa"/>
             <w:tcBorders>
               <w:top w:val="single" w:sz="4" w:space="0" w:color="BFC7D1"/>
               <w:left w:val="single" w:sz="4" w:space="0" w:color="BFC7D1"/>
@@ -10474,7 +10342,7 @@
         </w:tc>
         <w:tc>
           <w:tcPr>
-            <w:tcW w:w="3009" w:type="dxa"/>
+            <w:tcW w:w="3005" w:type="dxa"/>
             <w:tcBorders>
               <w:top w:val="single" w:sz="4" w:space="0" w:color="BFC7D1"/>
               <w:left w:val="single" w:sz="4" w:space="0" w:color="BFC7D1"/>
@@ -10513,7 +10381,7 @@
         </w:tc>
         <w:tc>
           <w:tcPr>
-            <w:tcW w:w="3009" w:type="dxa"/>
+            <w:tcW w:w="3005" w:type="dxa"/>
             <w:tcBorders>
               <w:top w:val="single" w:sz="4" w:space="0" w:color="BFC7D1"/>
               <w:left w:val="single" w:sz="4" w:space="0" w:color="BFC7D1"/>
@@ -10555,7 +10423,7 @@
         <w:trPr/>
         <w:tc>
           <w:tcPr>
-            <w:tcW w:w="3009" w:type="dxa"/>
+            <w:tcW w:w="3005" w:type="dxa"/>
             <w:tcBorders>
               <w:top w:val="single" w:sz="4" w:space="0" w:color="BFC7D1"/>
               <w:left w:val="single" w:sz="4" w:space="0" w:color="BFC7D1"/>
@@ -10592,7 +10460,7 @@
         </w:tc>
         <w:tc>
           <w:tcPr>
-            <w:tcW w:w="3009" w:type="dxa"/>
+            <w:tcW w:w="3005" w:type="dxa"/>
             <w:tcBorders>
               <w:top w:val="single" w:sz="4" w:space="0" w:color="BFC7D1"/>
               <w:left w:val="single" w:sz="4" w:space="0" w:color="BFC7D1"/>
@@ -10651,38 +10519,60 @@
         </w:tc>
         <w:tc>
           <w:tcPr>
-            <w:tcW w:w="3009" w:type="dxa"/>
-            <w:tcBorders>
-              <w:top w:val="single" w:sz="4" w:space="0" w:color="BFC7D1"/>
-              <w:left w:val="single" w:sz="4" w:space="0" w:color="BFC7D1"/>
-              <w:bottom w:val="single" w:sz="4" w:space="0" w:color="BFC7D1"/>
-              <w:right w:val="single" w:sz="4" w:space="0" w:color="BFC7D1"/>
-            </w:tcBorders>
-          </w:tcPr>
-          <w:p>
-            <w:pPr>
-              <w:pStyle w:val="Normal"/>
-              <w:widowControl/>
-              <w:spacing w:lineRule="auto" w:line="240" w:before="0" w:after="20"/>
-              <w:jc w:val="left"/>
-              <w:rPr>
-                <w:rFonts w:ascii="Aptos" w:hAnsi="Aptos" w:eastAsia="ＭＳ 明朝" w:cs="Arial"/>
-                <w:kern w:val="0"/>
-                <w:sz w:val="24"/>
-                <w:szCs w:val="24"/>
-                <w:lang w:val="en-US" w:eastAsia="ja-JP" w:bidi="ar-SA"/>
-              </w:rPr>
-            </w:pPr>
-            <w:r>
-              <w:rPr>
-                <w:rFonts w:eastAsia="Segoe UI" w:cs="Segoe UI" w:ascii="Segoe UI" w:hAnsi="Segoe UI"/>
-                <w:color w:val="101820"/>
-                <w:kern w:val="0"/>
-                <w:sz w:val="18"/>
-                <w:szCs w:val="24"/>
-                <w:lang w:val="en-US" w:eastAsia="ja-JP" w:bidi="ar-SA"/>
-              </w:rPr>
-              <w:t>Define the purposes and the legal basis; publish a privacy notice; obtain consent where consent is the basis; decide which optional fields the teams fill in</w:t>
+            <w:tcW w:w="3005" w:type="dxa"/>
+            <w:tcBorders>
+              <w:top w:val="single" w:sz="4" w:space="0" w:color="BFC7D1"/>
+              <w:left w:val="single" w:sz="4" w:space="0" w:color="BFC7D1"/>
+              <w:bottom w:val="single" w:sz="4" w:space="0" w:color="BFC7D1"/>
+              <w:right w:val="single" w:sz="4" w:space="0" w:color="BFC7D1"/>
+            </w:tcBorders>
+          </w:tcPr>
+          <w:p>
+            <w:pPr>
+              <w:pStyle w:val="Normal"/>
+              <w:widowControl/>
+              <w:spacing w:lineRule="auto" w:line="240" w:before="0" w:after="20"/>
+              <w:jc w:val="left"/>
+              <w:rPr>
+                <w:rFonts w:ascii="Aptos" w:hAnsi="Aptos" w:eastAsia="ＭＳ 明朝" w:cs="Arial"/>
+                <w:kern w:val="0"/>
+                <w:sz w:val="24"/>
+                <w:szCs w:val="24"/>
+                <w:lang w:val="en-US" w:eastAsia="ja-JP" w:bidi="ar-SA"/>
+              </w:rPr>
+            </w:pPr>
+            <w:r>
+              <w:rPr>
+                <w:rFonts w:eastAsia="Segoe UI" w:cs="Segoe UI" w:ascii="Segoe UI" w:hAnsi="Segoe UI"/>
+                <w:color w:val="101820"/>
+                <w:kern w:val="0"/>
+                <w:sz w:val="18"/>
+                <w:szCs w:val="24"/>
+                <w:lang w:val="en-US" w:eastAsia="ja-JP" w:bidi="ar-SA"/>
+              </w:rPr>
+              <w:t xml:space="preserve">Define the purposes and the legal basis; publish a privacy notice; obtain consent where consent is the basis and record it (Data privacy tab of the client, prospect view; Master &gt; Data Privacy &gt; Consent Register, with the notice version in </w:t>
+            </w:r>
+            <w:r>
+              <w:rPr>
+                <w:rFonts w:eastAsia="Consolas" w:cs="Consolas" w:ascii="Consolas" w:hAnsi="Consolas"/>
+                <w:color w:val="101820"/>
+                <w:kern w:val="0"/>
+                <w:sz w:val="16"/>
+                <w:szCs w:val="24"/>
+                <w:lang w:val="en-US" w:eastAsia="ja-JP" w:bidi="ar-SA"/>
+              </w:rPr>
+              <w:t>privacy.notice_version</w:t>
+            </w:r>
+            <w:r>
+              <w:rPr>
+                <w:rFonts w:eastAsia="Segoe UI" w:cs="Segoe UI" w:ascii="Segoe UI" w:hAnsi="Segoe UI"/>
+                <w:color w:val="101820"/>
+                <w:kern w:val="0"/>
+                <w:sz w:val="18"/>
+                <w:szCs w:val="24"/>
+                <w:lang w:val="en-US" w:eastAsia="ja-JP" w:bidi="ar-SA"/>
+              </w:rPr>
+              <w:t>); decide which optional fields the teams fill in</w:t>
             </w:r>
           </w:p>
         </w:tc>
@@ -10691,7 +10581,7 @@
         <w:trPr/>
         <w:tc>
           <w:tcPr>
-            <w:tcW w:w="3009" w:type="dxa"/>
+            <w:tcW w:w="3005" w:type="dxa"/>
             <w:tcBorders>
               <w:top w:val="single" w:sz="4" w:space="0" w:color="BFC7D1"/>
               <w:left w:val="single" w:sz="4" w:space="0" w:color="BFC7D1"/>
@@ -10728,7 +10618,7 @@
         </w:tc>
         <w:tc>
           <w:tcPr>
-            <w:tcW w:w="3009" w:type="dxa"/>
+            <w:tcW w:w="3005" w:type="dxa"/>
             <w:tcBorders>
               <w:top w:val="single" w:sz="4" w:space="0" w:color="BFC7D1"/>
               <w:left w:val="single" w:sz="4" w:space="0" w:color="BFC7D1"/>
@@ -10831,7 +10721,7 @@
         </w:tc>
         <w:tc>
           <w:tcPr>
-            <w:tcW w:w="3009" w:type="dxa"/>
+            <w:tcW w:w="3005" w:type="dxa"/>
             <w:tcBorders>
               <w:top w:val="single" w:sz="4" w:space="0" w:color="BFC7D1"/>
               <w:left w:val="single" w:sz="4" w:space="0" w:color="BFC7D1"/>
@@ -10871,7 +10761,7 @@
         <w:trPr/>
         <w:tc>
           <w:tcPr>
-            <w:tcW w:w="3009" w:type="dxa"/>
+            <w:tcW w:w="3005" w:type="dxa"/>
             <w:tcBorders>
               <w:top w:val="single" w:sz="4" w:space="0" w:color="BFC7D1"/>
               <w:left w:val="single" w:sz="4" w:space="0" w:color="BFC7D1"/>
@@ -10908,7 +10798,7 @@
         </w:tc>
         <w:tc>
           <w:tcPr>
-            <w:tcW w:w="3009" w:type="dxa"/>
+            <w:tcW w:w="3005" w:type="dxa"/>
             <w:tcBorders>
               <w:top w:val="single" w:sz="4" w:space="0" w:color="BFC7D1"/>
               <w:left w:val="single" w:sz="4" w:space="0" w:color="BFC7D1"/>
@@ -10945,7 +10835,7 @@
         </w:tc>
         <w:tc>
           <w:tcPr>
-            <w:tcW w:w="3009" w:type="dxa"/>
+            <w:tcW w:w="3005" w:type="dxa"/>
             <w:tcBorders>
               <w:top w:val="single" w:sz="4" w:space="0" w:color="BFC7D1"/>
               <w:left w:val="single" w:sz="4" w:space="0" w:color="BFC7D1"/>
@@ -10985,7 +10875,7 @@
         <w:trPr/>
         <w:tc>
           <w:tcPr>
-            <w:tcW w:w="3009" w:type="dxa"/>
+            <w:tcW w:w="3005" w:type="dxa"/>
             <w:tcBorders>
               <w:top w:val="single" w:sz="4" w:space="0" w:color="BFC7D1"/>
               <w:left w:val="single" w:sz="4" w:space="0" w:color="BFC7D1"/>
@@ -11022,75 +10912,141 @@
         </w:tc>
         <w:tc>
           <w:tcPr>
-            <w:tcW w:w="3009" w:type="dxa"/>
-            <w:tcBorders>
-              <w:top w:val="single" w:sz="4" w:space="0" w:color="BFC7D1"/>
-              <w:left w:val="single" w:sz="4" w:space="0" w:color="BFC7D1"/>
-              <w:bottom w:val="single" w:sz="4" w:space="0" w:color="BFC7D1"/>
-              <w:right w:val="single" w:sz="4" w:space="0" w:color="BFC7D1"/>
-            </w:tcBorders>
-          </w:tcPr>
-          <w:p>
-            <w:pPr>
-              <w:pStyle w:val="Normal"/>
-              <w:widowControl/>
-              <w:spacing w:lineRule="auto" w:line="240" w:before="0" w:after="20"/>
-              <w:jc w:val="left"/>
-              <w:rPr>
-                <w:rFonts w:ascii="Aptos" w:hAnsi="Aptos" w:eastAsia="ＭＳ 明朝" w:cs="Arial"/>
-                <w:kern w:val="0"/>
-                <w:sz w:val="24"/>
-                <w:szCs w:val="24"/>
-                <w:lang w:val="en-US" w:eastAsia="ja-JP" w:bidi="ar-SA"/>
-              </w:rPr>
-            </w:pPr>
-            <w:r>
-              <w:rPr>
-                <w:rFonts w:eastAsia="Segoe UI" w:cs="Segoe UI" w:ascii="Segoe UI" w:hAnsi="Segoe UI"/>
-                <w:color w:val="101820"/>
-                <w:kern w:val="0"/>
-                <w:sz w:val="18"/>
-                <w:szCs w:val="24"/>
-                <w:lang w:val="en-US" w:eastAsia="ja-JP" w:bidi="ar-SA"/>
-              </w:rPr>
-              <w:t>Client and prospect records can be viewed, exported through the reports and corrected on the Clients and Prospects screens, with the change in the audit trail</w:t>
-            </w:r>
-          </w:p>
-        </w:tc>
-        <w:tc>
-          <w:tcPr>
-            <w:tcW w:w="3009" w:type="dxa"/>
-            <w:tcBorders>
-              <w:top w:val="single" w:sz="4" w:space="0" w:color="BFC7D1"/>
-              <w:left w:val="single" w:sz="4" w:space="0" w:color="BFC7D1"/>
-              <w:bottom w:val="single" w:sz="4" w:space="0" w:color="BFC7D1"/>
-              <w:right w:val="single" w:sz="4" w:space="0" w:color="BFC7D1"/>
-            </w:tcBorders>
-          </w:tcPr>
-          <w:p>
-            <w:pPr>
-              <w:pStyle w:val="Normal"/>
-              <w:widowControl/>
-              <w:spacing w:lineRule="auto" w:line="240" w:before="0" w:after="20"/>
-              <w:jc w:val="left"/>
-              <w:rPr>
-                <w:rFonts w:ascii="Aptos" w:hAnsi="Aptos" w:eastAsia="ＭＳ 明朝" w:cs="Arial"/>
-                <w:kern w:val="0"/>
-                <w:sz w:val="24"/>
-                <w:szCs w:val="24"/>
-                <w:lang w:val="en-US" w:eastAsia="ja-JP" w:bidi="ar-SA"/>
-              </w:rPr>
-            </w:pPr>
-            <w:r>
-              <w:rPr>
-                <w:rFonts w:eastAsia="Segoe UI" w:cs="Segoe UI" w:ascii="Segoe UI" w:hAnsi="Segoe UI"/>
-                <w:color w:val="101820"/>
-                <w:kern w:val="0"/>
-                <w:sz w:val="18"/>
-                <w:szCs w:val="24"/>
-                <w:lang w:val="en-US" w:eastAsia="ja-JP" w:bidi="ar-SA"/>
-              </w:rPr>
-              <w:t>Run the procedure for requests from data subjects; there is no dedicated erasure or anonymisation function in this release, so erasure requests are assessed by the DPO against the retention the law requires and handled through support as a data correction</w:t>
+            <w:tcW w:w="3005" w:type="dxa"/>
+            <w:tcBorders>
+              <w:top w:val="single" w:sz="4" w:space="0" w:color="BFC7D1"/>
+              <w:left w:val="single" w:sz="4" w:space="0" w:color="BFC7D1"/>
+              <w:bottom w:val="single" w:sz="4" w:space="0" w:color="BFC7D1"/>
+              <w:right w:val="single" w:sz="4" w:space="0" w:color="BFC7D1"/>
+            </w:tcBorders>
+          </w:tcPr>
+          <w:p>
+            <w:pPr>
+              <w:pStyle w:val="Normal"/>
+              <w:widowControl/>
+              <w:spacing w:lineRule="auto" w:line="240" w:before="0" w:after="20"/>
+              <w:jc w:val="left"/>
+              <w:rPr>
+                <w:rFonts w:ascii="Aptos" w:hAnsi="Aptos" w:eastAsia="ＭＳ 明朝" w:cs="Arial"/>
+                <w:kern w:val="0"/>
+                <w:sz w:val="24"/>
+                <w:szCs w:val="24"/>
+                <w:lang w:val="en-US" w:eastAsia="ja-JP" w:bidi="ar-SA"/>
+              </w:rPr>
+            </w:pPr>
+            <w:r>
+              <w:rPr>
+                <w:rFonts w:eastAsia="Segoe UI" w:cs="Segoe UI" w:ascii="Segoe UI" w:hAnsi="Segoe UI"/>
+                <w:color w:val="101820"/>
+                <w:kern w:val="0"/>
+                <w:sz w:val="18"/>
+                <w:szCs w:val="24"/>
+                <w:lang w:val="en-US" w:eastAsia="ja-JP" w:bidi="ar-SA"/>
+              </w:rPr>
+              <w:t>Master &gt; Data Privacy &gt; Data Subject Requests: register of requests (DSR series) by type (access, rectification, erasure or blocking, objection, data portability, withdrawal of consent) with a due date 15 calendar days after receipt (</w:t>
+            </w:r>
+            <w:r>
+              <w:rPr>
+                <w:rFonts w:eastAsia="Consolas" w:cs="Consolas" w:ascii="Consolas" w:hAnsi="Consolas"/>
+                <w:color w:val="101820"/>
+                <w:kern w:val="0"/>
+                <w:sz w:val="16"/>
+                <w:szCs w:val="24"/>
+                <w:lang w:val="en-US" w:eastAsia="ja-JP" w:bidi="ar-SA"/>
+              </w:rPr>
+              <w:t>privacy.request_due_days</w:t>
+            </w:r>
+            <w:r>
+              <w:rPr>
+                <w:rFonts w:eastAsia="Segoe UI" w:cs="Segoe UI" w:ascii="Segoe UI" w:hAnsi="Segoe UI"/>
+                <w:color w:val="101820"/>
+                <w:kern w:val="0"/>
+                <w:sz w:val="18"/>
+                <w:szCs w:val="24"/>
+                <w:lang w:val="en-US" w:eastAsia="ja-JP" w:bidi="ar-SA"/>
+              </w:rPr>
+              <w:t>); Export personal data (JSON or Excel); Anonymise with a dry run, refused while the records must be kept (</w:t>
+            </w:r>
+            <w:r>
+              <w:rPr>
+                <w:rFonts w:eastAsia="Consolas" w:cs="Consolas" w:ascii="Consolas" w:hAnsi="Consolas"/>
+                <w:color w:val="101820"/>
+                <w:kern w:val="0"/>
+                <w:sz w:val="16"/>
+                <w:szCs w:val="24"/>
+                <w:lang w:val="en-US" w:eastAsia="ja-JP" w:bidi="ar-SA"/>
+              </w:rPr>
+              <w:t>privacy.retention_years</w:t>
+            </w:r>
+            <w:r>
+              <w:rPr>
+                <w:rFonts w:eastAsia="Segoe UI" w:cs="Segoe UI" w:ascii="Segoe UI" w:hAnsi="Segoe UI"/>
+                <w:color w:val="101820"/>
+                <w:kern w:val="0"/>
+                <w:sz w:val="18"/>
+                <w:szCs w:val="24"/>
+                <w:lang w:val="en-US" w:eastAsia="ja-JP" w:bidi="ar-SA"/>
+              </w:rPr>
+              <w:t xml:space="preserve">, 10 years after the last policy expiry); consent withdrawal per purpose; corrections on the Clients and Prospects screens, with every change in the audit trail; the </w:t>
+            </w:r>
+            <w:r>
+              <w:rPr>
+                <w:rFonts w:eastAsia="Consolas" w:cs="Consolas" w:ascii="Consolas" w:hAnsi="Consolas"/>
+                <w:color w:val="101820"/>
+                <w:kern w:val="0"/>
+                <w:sz w:val="16"/>
+                <w:szCs w:val="24"/>
+                <w:lang w:val="en-US" w:eastAsia="ja-JP" w:bidi="ar-SA"/>
+              </w:rPr>
+              <w:t>privacy-requests-due</w:t>
+            </w:r>
+            <w:r>
+              <w:rPr>
+                <w:rFonts w:eastAsia="Segoe UI" w:cs="Segoe UI" w:ascii="Segoe UI" w:hAnsi="Segoe UI"/>
+                <w:color w:val="101820"/>
+                <w:kern w:val="0"/>
+                <w:sz w:val="18"/>
+                <w:szCs w:val="24"/>
+                <w:lang w:val="en-US" w:eastAsia="ja-JP" w:bidi="ar-SA"/>
+              </w:rPr>
+              <w:t xml:space="preserve"> job notifies the privacy team of overdue requests (delivered switched off)</w:t>
+            </w:r>
+          </w:p>
+        </w:tc>
+        <w:tc>
+          <w:tcPr>
+            <w:tcW w:w="3005" w:type="dxa"/>
+            <w:tcBorders>
+              <w:top w:val="single" w:sz="4" w:space="0" w:color="BFC7D1"/>
+              <w:left w:val="single" w:sz="4" w:space="0" w:color="BFC7D1"/>
+              <w:bottom w:val="single" w:sz="4" w:space="0" w:color="BFC7D1"/>
+              <w:right w:val="single" w:sz="4" w:space="0" w:color="BFC7D1"/>
+            </w:tcBorders>
+          </w:tcPr>
+          <w:p>
+            <w:pPr>
+              <w:pStyle w:val="Normal"/>
+              <w:widowControl/>
+              <w:spacing w:lineRule="auto" w:line="240" w:before="0" w:after="20"/>
+              <w:jc w:val="left"/>
+              <w:rPr>
+                <w:rFonts w:ascii="Aptos" w:hAnsi="Aptos" w:eastAsia="ＭＳ 明朝" w:cs="Arial"/>
+                <w:kern w:val="0"/>
+                <w:sz w:val="24"/>
+                <w:szCs w:val="24"/>
+                <w:lang w:val="en-US" w:eastAsia="ja-JP" w:bidi="ar-SA"/>
+              </w:rPr>
+            </w:pPr>
+            <w:r>
+              <w:rPr>
+                <w:rFonts w:eastAsia="Segoe UI" w:cs="Segoe UI" w:ascii="Segoe UI" w:hAnsi="Segoe UI"/>
+                <w:color w:val="101820"/>
+                <w:kern w:val="0"/>
+                <w:sz w:val="18"/>
+                <w:szCs w:val="24"/>
+                <w:lang w:val="en-US" w:eastAsia="ja-JP" w:bidi="ar-SA"/>
+              </w:rPr>
+              <w:t>Run the procedure for requests from data subjects; verify the identity of the requester; confirm the response period and the retention years with the DPO; switch on the overdue request job</w:t>
             </w:r>
           </w:p>
         </w:tc>
@@ -11099,7 +11055,7 @@
         <w:trPr/>
         <w:tc>
           <w:tcPr>
-            <w:tcW w:w="3009" w:type="dxa"/>
+            <w:tcW w:w="3005" w:type="dxa"/>
             <w:tcBorders>
               <w:top w:val="single" w:sz="4" w:space="0" w:color="BFC7D1"/>
               <w:left w:val="single" w:sz="4" w:space="0" w:color="BFC7D1"/>
@@ -11136,7 +11092,7 @@
         </w:tc>
         <w:tc>
           <w:tcPr>
-            <w:tcW w:w="3009" w:type="dxa"/>
+            <w:tcW w:w="3005" w:type="dxa"/>
             <w:tcBorders>
               <w:top w:val="single" w:sz="4" w:space="0" w:color="BFC7D1"/>
               <w:left w:val="single" w:sz="4" w:space="0" w:color="BFC7D1"/>
@@ -11189,13 +11145,35 @@
                 <w:szCs w:val="24"/>
                 <w:lang w:val="en-US" w:eastAsia="ja-JP" w:bidi="ar-SA"/>
               </w:rPr>
-              <w:t>: sign-in history 365 days, sent e-mails 180 days, read notifications 180 days); business records and the audit trail are kept. Proposed retention per record type in architecture document 10</w:t>
-            </w:r>
-          </w:p>
-        </w:tc>
-        <w:tc>
-          <w:tcPr>
-            <w:tcW w:w="3009" w:type="dxa"/>
+              <w:t xml:space="preserve">: sign-in history 365 days, sent e-mails 180 days, read notifications 180 days); business records and the audit trail are kept; the personal data of a client or prospect can be anonymised once </w:t>
+            </w:r>
+            <w:r>
+              <w:rPr>
+                <w:rFonts w:eastAsia="Consolas" w:cs="Consolas" w:ascii="Consolas" w:hAnsi="Consolas"/>
+                <w:color w:val="101820"/>
+                <w:kern w:val="0"/>
+                <w:sz w:val="16"/>
+                <w:szCs w:val="24"/>
+                <w:lang w:val="en-US" w:eastAsia="ja-JP" w:bidi="ar-SA"/>
+              </w:rPr>
+              <w:t>privacy.retention_years</w:t>
+            </w:r>
+            <w:r>
+              <w:rPr>
+                <w:rFonts w:eastAsia="Segoe UI" w:cs="Segoe UI" w:ascii="Segoe UI" w:hAnsi="Segoe UI"/>
+                <w:color w:val="101820"/>
+                <w:kern w:val="0"/>
+                <w:sz w:val="18"/>
+                <w:szCs w:val="24"/>
+                <w:lang w:val="en-US" w:eastAsia="ja-JP" w:bidi="ar-SA"/>
+              </w:rPr>
+              <w:t xml:space="preserve"> has passed, keeping amounts, numbers and dates for the books. Proposed retention per record type in architecture document 10</w:t>
+            </w:r>
+          </w:p>
+        </w:tc>
+        <w:tc>
+          <w:tcPr>
+            <w:tcW w:w="3005" w:type="dxa"/>
             <w:tcBorders>
               <w:top w:val="single" w:sz="4" w:space="0" w:color="BFC7D1"/>
               <w:left w:val="single" w:sz="4" w:space="0" w:color="BFC7D1"/>
@@ -11235,7 +11213,7 @@
         <w:trPr/>
         <w:tc>
           <w:tcPr>
-            <w:tcW w:w="3009" w:type="dxa"/>
+            <w:tcW w:w="3005" w:type="dxa"/>
             <w:tcBorders>
               <w:top w:val="single" w:sz="4" w:space="0" w:color="BFC7D1"/>
               <w:left w:val="single" w:sz="4" w:space="0" w:color="BFC7D1"/>
@@ -11272,7 +11250,7 @@
         </w:tc>
         <w:tc>
           <w:tcPr>
-            <w:tcW w:w="3009" w:type="dxa"/>
+            <w:tcW w:w="3005" w:type="dxa"/>
             <w:tcBorders>
               <w:top w:val="single" w:sz="4" w:space="0" w:color="BFC7D1"/>
               <w:left w:val="single" w:sz="4" w:space="0" w:color="BFC7D1"/>
@@ -11309,7 +11287,7 @@
         </w:tc>
         <w:tc>
           <w:tcPr>
-            <w:tcW w:w="3009" w:type="dxa"/>
+            <w:tcW w:w="3005" w:type="dxa"/>
             <w:tcBorders>
               <w:top w:val="single" w:sz="4" w:space="0" w:color="BFC7D1"/>
               <w:left w:val="single" w:sz="4" w:space="0" w:color="BFC7D1"/>
@@ -11349,7 +11327,7 @@
         <w:trPr/>
         <w:tc>
           <w:tcPr>
-            <w:tcW w:w="3009" w:type="dxa"/>
+            <w:tcW w:w="3005" w:type="dxa"/>
             <w:tcBorders>
               <w:top w:val="single" w:sz="4" w:space="0" w:color="BFC7D1"/>
               <w:left w:val="single" w:sz="4" w:space="0" w:color="BFC7D1"/>
@@ -11386,7 +11364,7 @@
         </w:tc>
         <w:tc>
           <w:tcPr>
-            <w:tcW w:w="3009" w:type="dxa"/>
+            <w:tcW w:w="3005" w:type="dxa"/>
             <w:tcBorders>
               <w:top w:val="single" w:sz="4" w:space="0" w:color="BFC7D1"/>
               <w:left w:val="single" w:sz="4" w:space="0" w:color="BFC7D1"/>
@@ -11423,7 +11401,7 @@
         </w:tc>
         <w:tc>
           <w:tcPr>
-            <w:tcW w:w="3009" w:type="dxa"/>
+            <w:tcW w:w="3005" w:type="dxa"/>
             <w:tcBorders>
               <w:top w:val="single" w:sz="4" w:space="0" w:color="BFC7D1"/>
               <w:left w:val="single" w:sz="4" w:space="0" w:color="BFC7D1"/>
@@ -11463,7 +11441,7 @@
         <w:trPr/>
         <w:tc>
           <w:tcPr>
-            <w:tcW w:w="3009" w:type="dxa"/>
+            <w:tcW w:w="3005" w:type="dxa"/>
             <w:tcBorders>
               <w:top w:val="single" w:sz="4" w:space="0" w:color="BFC7D1"/>
               <w:left w:val="single" w:sz="4" w:space="0" w:color="BFC7D1"/>
@@ -11500,7 +11478,7 @@
         </w:tc>
         <w:tc>
           <w:tcPr>
-            <w:tcW w:w="3009" w:type="dxa"/>
+            <w:tcW w:w="3005" w:type="dxa"/>
             <w:tcBorders>
               <w:top w:val="single" w:sz="4" w:space="0" w:color="BFC7D1"/>
               <w:left w:val="single" w:sz="4" w:space="0" w:color="BFC7D1"/>
@@ -11537,7 +11515,7 @@
         </w:tc>
         <w:tc>
           <w:tcPr>
-            <w:tcW w:w="3009" w:type="dxa"/>
+            <w:tcW w:w="3005" w:type="dxa"/>
             <w:tcBorders>
               <w:top w:val="single" w:sz="4" w:space="0" w:color="BFC7D1"/>
               <w:left w:val="single" w:sz="4" w:space="0" w:color="BFC7D1"/>
@@ -11592,7 +11570,7 @@
         <w:pStyle w:val="Heading1"/>
         <w:rPr/>
       </w:pPr>
-      <w:bookmarkStart w:id="20" w:name="__RefHeading___Toc2174_3417985778"/>
+      <w:bookmarkStart w:id="20" w:name="__RefHeading___Toc63892_4195859891"/>
       <w:bookmarkEnd w:id="20"/>
       <w:r>
         <w:rPr>
@@ -11622,7 +11600,7 @@
     <w:tbl>
       <w:tblPr>
         <w:tblStyle w:val="TableGrid"/>
-        <w:tblW w:w="9027" w:type="dxa"/>
+        <w:tblW w:w="9015" w:type="dxa"/>
         <w:jc w:val="left"/>
         <w:tblInd w:w="0" w:type="dxa"/>
         <w:tblLayout w:type="fixed"/>
@@ -11635,9 +11613,9 @@
         <w:tblLook w:val="04a0" w:noHBand="0" w:noVBand="1" w:firstColumn="1" w:lastRow="0" w:lastColumn="0" w:firstRow="1"/>
       </w:tblPr>
       <w:tblGrid>
-        <w:gridCol w:w="3009"/>
-        <w:gridCol w:w="3009"/>
-        <w:gridCol w:w="3009"/>
+        <w:gridCol w:w="3005"/>
+        <w:gridCol w:w="3005"/>
+        <w:gridCol w:w="3005"/>
       </w:tblGrid>
       <w:tr>
         <w:trPr>
@@ -11645,7 +11623,7 @@
         </w:trPr>
         <w:tc>
           <w:tcPr>
-            <w:tcW w:w="3009" w:type="dxa"/>
+            <w:tcW w:w="3005" w:type="dxa"/>
             <w:tcBorders>
               <w:top w:val="single" w:sz="4" w:space="0" w:color="BFC7D1"/>
               <w:left w:val="single" w:sz="4" w:space="0" w:color="BFC7D1"/>
@@ -11684,7 +11662,7 @@
         </w:tc>
         <w:tc>
           <w:tcPr>
-            <w:tcW w:w="3009" w:type="dxa"/>
+            <w:tcW w:w="3005" w:type="dxa"/>
             <w:tcBorders>
               <w:top w:val="single" w:sz="4" w:space="0" w:color="BFC7D1"/>
               <w:left w:val="single" w:sz="4" w:space="0" w:color="BFC7D1"/>
@@ -11723,7 +11701,7 @@
         </w:tc>
         <w:tc>
           <w:tcPr>
-            <w:tcW w:w="3009" w:type="dxa"/>
+            <w:tcW w:w="3005" w:type="dxa"/>
             <w:tcBorders>
               <w:top w:val="single" w:sz="4" w:space="0" w:color="BFC7D1"/>
               <w:left w:val="single" w:sz="4" w:space="0" w:color="BFC7D1"/>
@@ -11765,7 +11743,7 @@
         <w:trPr/>
         <w:tc>
           <w:tcPr>
-            <w:tcW w:w="3009" w:type="dxa"/>
+            <w:tcW w:w="3005" w:type="dxa"/>
             <w:tcBorders>
               <w:top w:val="single" w:sz="4" w:space="0" w:color="BFC7D1"/>
               <w:left w:val="single" w:sz="4" w:space="0" w:color="BFC7D1"/>
@@ -11802,7 +11780,7 @@
         </w:tc>
         <w:tc>
           <w:tcPr>
-            <w:tcW w:w="3009" w:type="dxa"/>
+            <w:tcW w:w="3005" w:type="dxa"/>
             <w:tcBorders>
               <w:top w:val="single" w:sz="4" w:space="0" w:color="BFC7D1"/>
               <w:left w:val="single" w:sz="4" w:space="0" w:color="BFC7D1"/>
@@ -11883,7 +11861,7 @@
         </w:tc>
         <w:tc>
           <w:tcPr>
-            <w:tcW w:w="3009" w:type="dxa"/>
+            <w:tcW w:w="3005" w:type="dxa"/>
             <w:tcBorders>
               <w:top w:val="single" w:sz="4" w:space="0" w:color="BFC7D1"/>
               <w:left w:val="single" w:sz="4" w:space="0" w:color="BFC7D1"/>
@@ -11923,7 +11901,7 @@
         <w:trPr/>
         <w:tc>
           <w:tcPr>
-            <w:tcW w:w="3009" w:type="dxa"/>
+            <w:tcW w:w="3005" w:type="dxa"/>
             <w:tcBorders>
               <w:top w:val="single" w:sz="4" w:space="0" w:color="BFC7D1"/>
               <w:left w:val="single" w:sz="4" w:space="0" w:color="BFC7D1"/>
@@ -11960,7 +11938,7 @@
         </w:tc>
         <w:tc>
           <w:tcPr>
-            <w:tcW w:w="3009" w:type="dxa"/>
+            <w:tcW w:w="3005" w:type="dxa"/>
             <w:tcBorders>
               <w:top w:val="single" w:sz="4" w:space="0" w:color="BFC7D1"/>
               <w:left w:val="single" w:sz="4" w:space="0" w:color="BFC7D1"/>
@@ -11997,7 +11975,7 @@
         </w:tc>
         <w:tc>
           <w:tcPr>
-            <w:tcW w:w="3009" w:type="dxa"/>
+            <w:tcW w:w="3005" w:type="dxa"/>
             <w:tcBorders>
               <w:top w:val="single" w:sz="4" w:space="0" w:color="BFC7D1"/>
               <w:left w:val="single" w:sz="4" w:space="0" w:color="BFC7D1"/>
@@ -12037,7 +12015,7 @@
         <w:trPr/>
         <w:tc>
           <w:tcPr>
-            <w:tcW w:w="3009" w:type="dxa"/>
+            <w:tcW w:w="3005" w:type="dxa"/>
             <w:tcBorders>
               <w:top w:val="single" w:sz="4" w:space="0" w:color="BFC7D1"/>
               <w:left w:val="single" w:sz="4" w:space="0" w:color="BFC7D1"/>
@@ -12074,7 +12052,7 @@
         </w:tc>
         <w:tc>
           <w:tcPr>
-            <w:tcW w:w="3009" w:type="dxa"/>
+            <w:tcW w:w="3005" w:type="dxa"/>
             <w:tcBorders>
               <w:top w:val="single" w:sz="4" w:space="0" w:color="BFC7D1"/>
               <w:left w:val="single" w:sz="4" w:space="0" w:color="BFC7D1"/>
@@ -12111,7 +12089,7 @@
         </w:tc>
         <w:tc>
           <w:tcPr>
-            <w:tcW w:w="3009" w:type="dxa"/>
+            <w:tcW w:w="3005" w:type="dxa"/>
             <w:tcBorders>
               <w:top w:val="single" w:sz="4" w:space="0" w:color="BFC7D1"/>
               <w:left w:val="single" w:sz="4" w:space="0" w:color="BFC7D1"/>
@@ -12151,7 +12129,7 @@
         <w:trPr/>
         <w:tc>
           <w:tcPr>
-            <w:tcW w:w="3009" w:type="dxa"/>
+            <w:tcW w:w="3005" w:type="dxa"/>
             <w:tcBorders>
               <w:top w:val="single" w:sz="4" w:space="0" w:color="BFC7D1"/>
               <w:left w:val="single" w:sz="4" w:space="0" w:color="BFC7D1"/>
@@ -12188,7 +12166,7 @@
         </w:tc>
         <w:tc>
           <w:tcPr>
-            <w:tcW w:w="3009" w:type="dxa"/>
+            <w:tcW w:w="3005" w:type="dxa"/>
             <w:tcBorders>
               <w:top w:val="single" w:sz="4" w:space="0" w:color="BFC7D1"/>
               <w:left w:val="single" w:sz="4" w:space="0" w:color="BFC7D1"/>
@@ -12225,7 +12203,7 @@
         </w:tc>
         <w:tc>
           <w:tcPr>
-            <w:tcW w:w="3009" w:type="dxa"/>
+            <w:tcW w:w="3005" w:type="dxa"/>
             <w:tcBorders>
               <w:top w:val="single" w:sz="4" w:space="0" w:color="BFC7D1"/>
               <w:left w:val="single" w:sz="4" w:space="0" w:color="BFC7D1"/>
@@ -12280,7 +12258,7 @@
         <w:pStyle w:val="Heading1"/>
         <w:rPr/>
       </w:pPr>
-      <w:bookmarkStart w:id="21" w:name="__RefHeading___Toc2176_3417985778"/>
+      <w:bookmarkStart w:id="21" w:name="__RefHeading___Toc63894_4195859891"/>
       <w:bookmarkEnd w:id="21"/>
       <w:r>
         <w:rPr>
@@ -12428,7 +12406,7 @@
           <w:spacing w:val="0"/>
         </w:rPr>
       </w:pPr>
-      <w:bookmarkStart w:id="22" w:name="__RefHeading___Toc2178_3417985778"/>
+      <w:bookmarkStart w:id="22" w:name="__RefHeading___Toc63896_4195859891"/>
       <w:bookmarkStart w:id="23" w:name="_Toc233203395"/>
       <w:bookmarkEnd w:id="22"/>
       <w:r>
@@ -12792,14 +12770,13 @@
             </w:pPr>
             <w:r>
               <w:rPr>
-                <w:rFonts w:eastAsia="Segoe UI" w:cs="Segoe UI" w:ascii="Segoe UI" w:hAnsi="Segoe UI"/>
-                <w:color w:val="101820"/>
-                <w:kern w:val="0"/>
-                <w:sz w:val="16"/>
-                <w:szCs w:val="24"/>
-                <w:lang w:val="en-US" w:eastAsia="ja-JP" w:bidi="ar-SA"/>
-              </w:rPr>
-              <w:t>Closed</w:t>
+                <w:rFonts w:eastAsia="Arial" w:cs="Segoe UI" w:ascii="Segoe UI" w:hAnsi="Segoe UI"/>
+                <w:color w:val="101820"/>
+                <w:kern w:val="0"/>
+                <w:sz w:val="16"/>
+                <w:szCs w:val="16"/>
+                <w:lang w:val="en-US" w:eastAsia="ja-JP" w:bidi="ar-SA"/>
+              </w:rPr>
             </w:r>
           </w:p>
         </w:tc>
@@ -14174,19 +14151,6 @@
       <w:r>
         <w:rPr/>
       </w:r>
-      <w:r>
-        <w:br w:type="page"/>
-      </w:r>
-    </w:p>
-    <w:p>
-      <w:pPr>
-        <w:pStyle w:val="Normal"/>
-        <w:spacing w:before="0" w:after="160"/>
-        <w:rPr/>
-      </w:pPr>
-      <w:r>
-        <w:rPr/>
-      </w:r>
     </w:p>
     <w:p>
       <w:pPr>
@@ -14200,7 +14164,7 @@
       <w:r>
         <w:rPr/>
         <w:drawing>
-          <wp:anchor behindDoc="1" distT="0" distB="0" distL="0" distR="0" simplePos="0" locked="0" layoutInCell="0" allowOverlap="1" relativeHeight="22">
+          <wp:anchor behindDoc="1" distT="0" distB="0" distL="0" distR="0" simplePos="0" locked="0" layoutInCell="0" allowOverlap="1" relativeHeight="21">
             <wp:simplePos x="0" y="0"/>
             <wp:positionH relativeFrom="margin">
               <wp:align>center</wp:align>
@@ -14271,7 +14235,7 @@
     <w:r>
       <w:rPr/>
       <w:drawing>
-        <wp:anchor behindDoc="1" distT="0" distB="0" distL="0" distR="0" simplePos="0" locked="0" layoutInCell="0" allowOverlap="1" relativeHeight="21">
+        <wp:anchor behindDoc="1" distT="0" distB="0" distL="0" distR="0" simplePos="0" locked="0" layoutInCell="0" allowOverlap="1" relativeHeight="20">
           <wp:simplePos x="0" y="0"/>
           <wp:positionH relativeFrom="page">
             <wp:align>left</wp:align>
@@ -14330,7 +14294,7 @@
     <w:r>
       <w:rPr/>
       <w:drawing>
-        <wp:anchor behindDoc="1" distT="0" distB="0" distL="0" distR="0" simplePos="0" locked="0" layoutInCell="0" allowOverlap="1" relativeHeight="21">
+        <wp:anchor behindDoc="1" distT="0" distB="0" distL="0" distR="0" simplePos="0" locked="0" layoutInCell="0" allowOverlap="1" relativeHeight="20">
           <wp:simplePos x="0" y="0"/>
           <wp:positionH relativeFrom="page">
             <wp:align>left</wp:align>

--- a/docs/package/out/BrokerVerse_Philippine_Regulatory_Compliance_Matrix.docx
+++ b/docs/package/out/BrokerVerse_Philippine_Regulatory_Compliance_Matrix.docx
@@ -789,7 +789,7 @@
             </w:rPr>
             <w:fldChar w:fldCharType="separate"/>
           </w:r>
-          <w:hyperlink w:anchor="__RefHeading___Toc63860_4195859891">
+          <w:hyperlink w:anchor="__RefHeading___Toc63860_3949650649">
             <w:r>
               <w:rPr>
                 <w:webHidden/>
@@ -824,7 +824,7 @@
             </w:tabs>
             <w:rPr/>
           </w:pPr>
-          <w:hyperlink w:anchor="__RefHeading___Toc63862_4195859891">
+          <w:hyperlink w:anchor="__RefHeading___Toc63862_3949650649">
             <w:r>
               <w:rPr>
                 <w:webHidden/>
@@ -853,7 +853,7 @@
             </w:tabs>
             <w:rPr/>
           </w:pPr>
-          <w:hyperlink w:anchor="__RefHeading___Toc63864_4195859891">
+          <w:hyperlink w:anchor="__RefHeading___Toc63864_3949650649">
             <w:r>
               <w:rPr>
                 <w:webHidden/>
@@ -875,7 +875,7 @@
             </w:tabs>
             <w:rPr/>
           </w:pPr>
-          <w:hyperlink w:anchor="__RefHeading___Toc63866_4195859891">
+          <w:hyperlink w:anchor="__RefHeading___Toc63866_3949650649">
             <w:r>
               <w:rPr>
                 <w:webHidden/>
@@ -897,7 +897,7 @@
             </w:tabs>
             <w:rPr/>
           </w:pPr>
-          <w:hyperlink w:anchor="__RefHeading___Toc63868_4195859891">
+          <w:hyperlink w:anchor="__RefHeading___Toc63868_3949650649">
             <w:r>
               <w:rPr>
                 <w:webHidden/>
@@ -919,7 +919,7 @@
             </w:tabs>
             <w:rPr/>
           </w:pPr>
-          <w:hyperlink w:anchor="__RefHeading___Toc63870_4195859891">
+          <w:hyperlink w:anchor="__RefHeading___Toc63870_3949650649">
             <w:r>
               <w:rPr>
                 <w:webHidden/>
@@ -941,7 +941,7 @@
             </w:tabs>
             <w:rPr/>
           </w:pPr>
-          <w:hyperlink w:anchor="__RefHeading___Toc63872_4195859891">
+          <w:hyperlink w:anchor="__RefHeading___Toc63872_3949650649">
             <w:r>
               <w:rPr>
                 <w:webHidden/>
@@ -963,7 +963,7 @@
             </w:tabs>
             <w:rPr/>
           </w:pPr>
-          <w:hyperlink w:anchor="__RefHeading___Toc63874_4195859891">
+          <w:hyperlink w:anchor="__RefHeading___Toc63874_3949650649">
             <w:r>
               <w:rPr>
                 <w:webHidden/>
@@ -985,7 +985,7 @@
             </w:tabs>
             <w:rPr/>
           </w:pPr>
-          <w:hyperlink w:anchor="__RefHeading___Toc63876_4195859891">
+          <w:hyperlink w:anchor="__RefHeading___Toc63876_3949650649">
             <w:r>
               <w:rPr>
                 <w:webHidden/>
@@ -1007,7 +1007,7 @@
             </w:tabs>
             <w:rPr/>
           </w:pPr>
-          <w:hyperlink w:anchor="__RefHeading___Toc63878_4195859891">
+          <w:hyperlink w:anchor="__RefHeading___Toc63878_3949650649">
             <w:r>
               <w:rPr>
                 <w:webHidden/>
@@ -1029,7 +1029,7 @@
             </w:tabs>
             <w:rPr/>
           </w:pPr>
-          <w:hyperlink w:anchor="__RefHeading___Toc63880_4195859891">
+          <w:hyperlink w:anchor="__RefHeading___Toc63880_3949650649">
             <w:r>
               <w:rPr>
                 <w:webHidden/>
@@ -1051,7 +1051,7 @@
             </w:tabs>
             <w:rPr/>
           </w:pPr>
-          <w:hyperlink w:anchor="__RefHeading___Toc63882_4195859891">
+          <w:hyperlink w:anchor="__RefHeading___Toc63882_3949650649">
             <w:r>
               <w:rPr>
                 <w:webHidden/>
@@ -1073,7 +1073,7 @@
             </w:tabs>
             <w:rPr/>
           </w:pPr>
-          <w:hyperlink w:anchor="__RefHeading___Toc63884_4195859891">
+          <w:hyperlink w:anchor="__RefHeading___Toc63884_3949650649">
             <w:r>
               <w:rPr>
                 <w:webHidden/>
@@ -1095,7 +1095,7 @@
             </w:tabs>
             <w:rPr/>
           </w:pPr>
-          <w:hyperlink w:anchor="__RefHeading___Toc63886_4195859891">
+          <w:hyperlink w:anchor="__RefHeading___Toc63886_3949650649">
             <w:r>
               <w:rPr>
                 <w:webHidden/>
@@ -1117,7 +1117,7 @@
             </w:tabs>
             <w:rPr/>
           </w:pPr>
-          <w:hyperlink w:anchor="__RefHeading___Toc63888_4195859891">
+          <w:hyperlink w:anchor="__RefHeading___Toc63888_3949650649">
             <w:r>
               <w:rPr>
                 <w:webHidden/>
@@ -1139,7 +1139,7 @@
             </w:tabs>
             <w:rPr/>
           </w:pPr>
-          <w:hyperlink w:anchor="__RefHeading___Toc63890_4195859891">
+          <w:hyperlink w:anchor="__RefHeading___Toc63890_3949650649">
             <w:r>
               <w:rPr>
                 <w:webHidden/>
@@ -1161,7 +1161,7 @@
             </w:tabs>
             <w:rPr/>
           </w:pPr>
-          <w:hyperlink w:anchor="__RefHeading___Toc63892_4195859891">
+          <w:hyperlink w:anchor="__RefHeading___Toc63892_3949650649">
             <w:r>
               <w:rPr>
                 <w:webHidden/>
@@ -1183,7 +1183,7 @@
             </w:tabs>
             <w:rPr/>
           </w:pPr>
-          <w:hyperlink w:anchor="__RefHeading___Toc63894_4195859891">
+          <w:hyperlink w:anchor="__RefHeading___Toc63894_3949650649">
             <w:r>
               <w:rPr>
                 <w:webHidden/>
@@ -1205,7 +1205,7 @@
             </w:tabs>
             <w:rPr/>
           </w:pPr>
-          <w:hyperlink w:anchor="__RefHeading___Toc63896_4195859891">
+          <w:hyperlink w:anchor="__RefHeading___Toc63896_3949650649">
             <w:r>
               <w:rPr>
                 <w:webHidden/>
@@ -1253,7 +1253,7 @@
       <w:r>
         <w:br w:type="page"/>
       </w:r>
-      <w:bookmarkStart w:id="0" w:name="__RefHeading___Toc63860_4195859891"/>
+      <w:bookmarkStart w:id="0" w:name="__RefHeading___Toc63860_3949650649"/>
       <w:bookmarkStart w:id="1" w:name="_Toc48319687"/>
       <w:bookmarkStart w:id="2" w:name="_Toc11824118"/>
       <w:bookmarkEnd w:id="0"/>
@@ -1896,7 +1896,7 @@
           <w:spacing w:val="0"/>
         </w:rPr>
       </w:pPr>
-      <w:bookmarkStart w:id="4" w:name="__RefHeading___Toc63862_4195859891"/>
+      <w:bookmarkStart w:id="4" w:name="__RefHeading___Toc63862_3949650649"/>
       <w:bookmarkStart w:id="5" w:name="_Toc233203388"/>
       <w:bookmarkEnd w:id="4"/>
       <w:r>
@@ -4386,7 +4386,7 @@
         <w:pageBreakBefore w:val="false"/>
         <w:rPr/>
       </w:pPr>
-      <w:bookmarkStart w:id="6" w:name="__RefHeading___Toc63864_4195859891"/>
+      <w:bookmarkStart w:id="6" w:name="__RefHeading___Toc63864_3949650649"/>
       <w:bookmarkEnd w:id="6"/>
       <w:r>
         <w:rPr>
@@ -4403,7 +4403,7 @@
         <w:pStyle w:val="Heading2"/>
         <w:rPr/>
       </w:pPr>
-      <w:bookmarkStart w:id="7" w:name="__RefHeading___Toc63866_4195859891"/>
+      <w:bookmarkStart w:id="7" w:name="__RefHeading___Toc63866_3949650649"/>
       <w:bookmarkEnd w:id="7"/>
       <w:r>
         <w:rPr>
@@ -4435,7 +4435,7 @@
         <w:pStyle w:val="Heading2"/>
         <w:rPr/>
       </w:pPr>
-      <w:bookmarkStart w:id="8" w:name="__RefHeading___Toc63868_4195859891"/>
+      <w:bookmarkStart w:id="8" w:name="__RefHeading___Toc63868_3949650649"/>
       <w:bookmarkEnd w:id="8"/>
       <w:r>
         <w:rPr>
@@ -4556,7 +4556,7 @@
         <w:pStyle w:val="Heading1"/>
         <w:rPr/>
       </w:pPr>
-      <w:bookmarkStart w:id="9" w:name="__RefHeading___Toc63870_4195859891"/>
+      <w:bookmarkStart w:id="9" w:name="__RefHeading___Toc63870_3949650649"/>
       <w:bookmarkEnd w:id="9"/>
       <w:r>
         <w:rPr>
@@ -5172,23 +5172,13 @@
     </w:tbl>
     <w:p>
       <w:pPr>
-        <w:pStyle w:val="Normal"/>
-        <w:spacing w:before="0" w:after="80"/>
+        <w:pStyle w:val="Heading1"/>
         <w:rPr/>
       </w:pPr>
       <w:r>
-        <w:rPr/>
-      </w:r>
-      <w:r>
         <w:br w:type="page"/>
       </w:r>
-    </w:p>
-    <w:p>
-      <w:pPr>
-        <w:pStyle w:val="Heading1"/>
-        <w:rPr/>
-      </w:pPr>
-      <w:bookmarkStart w:id="10" w:name="__RefHeading___Toc63872_4195859891"/>
+      <w:bookmarkStart w:id="10" w:name="__RefHeading___Toc63872_3949650649"/>
       <w:bookmarkEnd w:id="10"/>
       <w:r>
         <w:rPr>
@@ -6367,23 +6357,13 @@
     </w:tbl>
     <w:p>
       <w:pPr>
-        <w:pStyle w:val="Normal"/>
-        <w:spacing w:before="0" w:after="80"/>
+        <w:pStyle w:val="Heading1"/>
         <w:rPr/>
       </w:pPr>
       <w:r>
-        <w:rPr/>
-      </w:r>
-      <w:r>
         <w:br w:type="page"/>
       </w:r>
-    </w:p>
-    <w:p>
-      <w:pPr>
-        <w:pStyle w:val="Heading1"/>
-        <w:rPr/>
-      </w:pPr>
-      <w:bookmarkStart w:id="11" w:name="__RefHeading___Toc63874_4195859891"/>
+      <w:bookmarkStart w:id="11" w:name="__RefHeading___Toc63874_3949650649"/>
       <w:bookmarkEnd w:id="11"/>
       <w:r>
         <w:rPr>
@@ -6400,7 +6380,7 @@
         <w:pStyle w:val="Heading2"/>
         <w:rPr/>
       </w:pPr>
-      <w:bookmarkStart w:id="12" w:name="__RefHeading___Toc63876_4195859891"/>
+      <w:bookmarkStart w:id="12" w:name="__RefHeading___Toc63876_3949650649"/>
       <w:bookmarkEnd w:id="12"/>
       <w:r>
         <w:rPr>
@@ -7000,7 +6980,7 @@
         <w:pStyle w:val="Heading2"/>
         <w:rPr/>
       </w:pPr>
-      <w:bookmarkStart w:id="13" w:name="__RefHeading___Toc63878_4195859891"/>
+      <w:bookmarkStart w:id="13" w:name="__RefHeading___Toc63878_3949650649"/>
       <w:bookmarkEnd w:id="13"/>
       <w:r>
         <w:rPr>
@@ -7398,7 +7378,7 @@
         <w:pStyle w:val="Heading2"/>
         <w:rPr/>
       </w:pPr>
-      <w:bookmarkStart w:id="14" w:name="__RefHeading___Toc63880_4195859891"/>
+      <w:bookmarkStart w:id="14" w:name="__RefHeading___Toc63880_3949650649"/>
       <w:bookmarkEnd w:id="14"/>
       <w:r>
         <w:rPr>
@@ -7851,7 +7831,7 @@
         <w:pStyle w:val="Heading2"/>
         <w:rPr/>
       </w:pPr>
-      <w:bookmarkStart w:id="15" w:name="__RefHeading___Toc63882_4195859891"/>
+      <w:bookmarkStart w:id="15" w:name="__RefHeading___Toc63882_3949650649"/>
       <w:bookmarkEnd w:id="15"/>
       <w:r>
         <w:rPr>
@@ -8429,7 +8409,7 @@
         <w:pStyle w:val="Heading2"/>
         <w:rPr/>
       </w:pPr>
-      <w:bookmarkStart w:id="16" w:name="__RefHeading___Toc63884_4195859891"/>
+      <w:bookmarkStart w:id="16" w:name="__RefHeading___Toc63884_3949650649"/>
       <w:bookmarkEnd w:id="16"/>
       <w:r>
         <w:rPr>
@@ -8814,23 +8794,13 @@
     </w:tbl>
     <w:p>
       <w:pPr>
-        <w:pStyle w:val="Normal"/>
-        <w:spacing w:before="0" w:after="80"/>
+        <w:pStyle w:val="Heading1"/>
         <w:rPr/>
       </w:pPr>
       <w:r>
-        <w:rPr/>
-      </w:r>
-      <w:r>
         <w:br w:type="page"/>
       </w:r>
-    </w:p>
-    <w:p>
-      <w:pPr>
-        <w:pStyle w:val="Heading1"/>
-        <w:rPr/>
-      </w:pPr>
-      <w:bookmarkStart w:id="17" w:name="__RefHeading___Toc63886_4195859891"/>
+      <w:bookmarkStart w:id="17" w:name="__RefHeading___Toc63886_3949650649"/>
       <w:bookmarkEnd w:id="17"/>
       <w:r>
         <w:rPr>
@@ -9572,23 +9542,13 @@
     </w:tbl>
     <w:p>
       <w:pPr>
-        <w:pStyle w:val="Normal"/>
-        <w:spacing w:before="0" w:after="80"/>
+        <w:pStyle w:val="Heading1"/>
         <w:rPr/>
       </w:pPr>
       <w:r>
-        <w:rPr/>
-      </w:r>
-      <w:r>
         <w:br w:type="page"/>
       </w:r>
-    </w:p>
-    <w:p>
-      <w:pPr>
-        <w:pStyle w:val="Heading1"/>
-        <w:rPr/>
-      </w:pPr>
-      <w:bookmarkStart w:id="18" w:name="__RefHeading___Toc63888_4195859891"/>
+      <w:bookmarkStart w:id="18" w:name="__RefHeading___Toc63888_3949650649"/>
       <w:bookmarkEnd w:id="18"/>
       <w:r>
         <w:rPr>
@@ -10234,23 +10194,13 @@
     </w:tbl>
     <w:p>
       <w:pPr>
-        <w:pStyle w:val="Normal"/>
-        <w:spacing w:before="0" w:after="80"/>
+        <w:pStyle w:val="Heading1"/>
         <w:rPr/>
       </w:pPr>
       <w:r>
-        <w:rPr/>
-      </w:r>
-      <w:r>
         <w:br w:type="page"/>
       </w:r>
-    </w:p>
-    <w:p>
-      <w:pPr>
-        <w:pStyle w:val="Heading1"/>
-        <w:rPr/>
-      </w:pPr>
-      <w:bookmarkStart w:id="19" w:name="__RefHeading___Toc63890_4195859891"/>
+      <w:bookmarkStart w:id="19" w:name="__RefHeading___Toc63890_3949650649"/>
       <w:bookmarkEnd w:id="19"/>
       <w:r>
         <w:rPr>
@@ -11554,23 +11504,13 @@
     </w:tbl>
     <w:p>
       <w:pPr>
-        <w:pStyle w:val="Normal"/>
-        <w:spacing w:before="0" w:after="80"/>
+        <w:pStyle w:val="Heading1"/>
         <w:rPr/>
       </w:pPr>
       <w:r>
-        <w:rPr/>
-      </w:r>
-      <w:r>
         <w:br w:type="page"/>
       </w:r>
-    </w:p>
-    <w:p>
-      <w:pPr>
-        <w:pStyle w:val="Heading1"/>
-        <w:rPr/>
-      </w:pPr>
-      <w:bookmarkStart w:id="20" w:name="__RefHeading___Toc63892_4195859891"/>
+      <w:bookmarkStart w:id="20" w:name="__RefHeading___Toc63892_3949650649"/>
       <w:bookmarkEnd w:id="20"/>
       <w:r>
         <w:rPr>
@@ -12242,23 +12182,13 @@
     </w:tbl>
     <w:p>
       <w:pPr>
-        <w:pStyle w:val="Normal"/>
-        <w:spacing w:before="0" w:after="80"/>
+        <w:pStyle w:val="Heading1"/>
         <w:rPr/>
       </w:pPr>
       <w:r>
-        <w:rPr/>
-      </w:r>
-      <w:r>
         <w:br w:type="page"/>
       </w:r>
-    </w:p>
-    <w:p>
-      <w:pPr>
-        <w:pStyle w:val="Heading1"/>
-        <w:rPr/>
-      </w:pPr>
-      <w:bookmarkStart w:id="21" w:name="__RefHeading___Toc63894_4195859891"/>
+      <w:bookmarkStart w:id="21" w:name="__RefHeading___Toc63894_3949650649"/>
       <w:bookmarkEnd w:id="21"/>
       <w:r>
         <w:rPr>
@@ -12406,7 +12336,7 @@
           <w:spacing w:val="0"/>
         </w:rPr>
       </w:pPr>
-      <w:bookmarkStart w:id="22" w:name="__RefHeading___Toc63896_4195859891"/>
+      <w:bookmarkStart w:id="22" w:name="__RefHeading___Toc63896_3949650649"/>
       <w:bookmarkStart w:id="23" w:name="_Toc233203395"/>
       <w:bookmarkEnd w:id="22"/>
       <w:r>
